--- a/docs/dokumen/Catatan_untuk_Konsultan_Hukum_Mitrans-Astra_v1.3_redline.docx
+++ b/docs/dokumen/Catatan_untuk_Konsultan_Hukum_Mitrans-Astra_v1.3_redline.docx
@@ -361,7 +361,7 @@
       <w:ins w:id="9010" w:author="Claude (draf untuk Coach Doddy)" w:date="2026-10-27T12:00:00Z">
         <w:r>
           <w:rPr/>
-          <w:t xml:space="preserve">v1.3–v1.4 (A1–A14)</w:t>
+          <w:t xml:space="preserve">v1.3–v1.4 (A1–A16)</w:t>
         </w:r>
       </w:ins>
       <w:r>
@@ -414,7 +414,7 @@
       </w:ins>
       <w:ins w:id="9013" w:author="Claude (draf untuk Coach Doddy)" w:date="2026-10-27T12:00:00Z">
         <w:r>
-          <w:t xml:space="preserve"> (27 Oktober 2026): menyertai dokumen v1.4 (Lisensi tanpa batas waktu dan Langganan mulai bulan berikutnya). Butir 17–18 Bagian 1 dan A14 Bagian 2B baru; butir 4 dan 15 Bagian 1 diperbarui.</w:t>
+          <w:t xml:space="preserve"> (27 Oktober 2026): menyertai dokumen v1.4 (Lisensi tanpa batas waktu, Langganan setiap 30 hari sejak aktivasi, rekening dana layanan dihapus). Butir 17–18 Bagian 1 dan A14–A16 Bagian 2B baru; butir 4 dan 15 Bagian 1 diperbarui.</w:t>
         </w:r>
       </w:ins>
     </w:p>
@@ -1129,7 +1129,7 @@
                   <w:sz w:val="19"/>
                   <w:szCs w:val="19"/>
                 </w:rPr>
-                <w:t xml:space="preserve"> Versi 1.4: Lisensi tanpa batas waktu dan Langganan mulai bulan berikutnya, sehingga syarat Langganan untuk bonus tim berlaku mulai bulan ke-2 (sebelumnya bulan ke-4).</w:t>
+                <w:t xml:space="preserve"> Versi 1.4: Lisensi tanpa batas waktu, dan syarat Langganan untuk bonus tim berlaku sesudah 30 hari pertama sejak aktivasi (sebelumnya mulai bulan ke-4), dinilai dari akses yang aktif pada akhir bulan.</w:t>
               </w:r>
             </w:ins>
           </w:p>
@@ -1164,7 +1164,7 @@
                   <w:sz w:val="19"/>
                   <w:szCs w:val="19"/>
                 </w:rPr>
-                <w:t xml:space="preserve"> Catatan v1.4: syarat ini kini berlaku sejak bulan ke-2, sehingga mohon dinilai ulang (lihat butir 18).</w:t>
+                <w:t xml:space="preserve"> Catatan v1.4: syarat ini kini berlaku jauh lebih awal, sehingga mohon dinilai ulang (lihat butir 18).</w:t>
               </w:r>
             </w:ins>
           </w:p>
@@ -2654,7 +2654,7 @@
                   <w:sz w:val="19"/>
                   <w:szCs w:val="19"/>
                 </w:rPr>
-                <w:t xml:space="preserve"> Di v1.4, uji diulang dengan Langganan mulai bulan berikutnya: Plan A 24,9–29,1% dan Plan B 13,0–35,7%. Pada skenario 5 tahun, omzet bersih Langganan naik 7,4–7,6% dan Plan B naik 7,1–8,3% dibanding v1.3, dengan anggapan perilaku pembeli tidak berubah.</w:t>
+                <w:t xml:space="preserve"> Di v1.4 (Lisensi tanpa batas waktu, Langganan setiap 30 hari sejak aktivasi), uji diulang: Plan A 25,0–29,1% dan Plan B 13,1–35,7%. Pada skenario 5 tahun, omzet bersih Langganan naik 8,9–9,1% dibanding v1.3 bila retensi Langganan tetap 80%, tetapi turun sekitar 18% bila retensi turun ke 60%.</w:t>
               </w:r>
             </w:ins>
           </w:p>
@@ -2945,7 +2945,7 @@
                   <w:sz w:val="19"/>
                   <w:szCs w:val="19"/>
                 </w:rPr>
-                <w:t xml:space="preserve">v1.4: Lisensi Rp7.500.000 tidak kedaluwarsa dan tidak perlu dibeli ulang, tetapi akses aplikasi sesudah bulan aktivasi hanya berlanjut dengan Langganan Rp399.000 per bulan. Kode Etik Pasal 17 melarang menyebutnya akses gratis seumur hidup</w:t>
+                <w:t xml:space="preserve">v1.4: Lisensi Rp7.500.000 tidak kedaluwarsa dan tidak perlu dibeli ulang, tetapi akses aplikasi sesudah 30 hari pertama hanya berlanjut dengan Langganan Rp399.000 per 30 hari. Kode Etik Pasal 17 melarang menyebutnya akses gratis seumur hidup</w:t>
               </w:r>
             </w:ins>
           </w:p>
@@ -3043,7 +3043,7 @@
                   <w:sz w:val="19"/>
                   <w:szCs w:val="19"/>
                 </w:rPr>
-                <w:t xml:space="preserve">Langganan dimulai bulan berikutnya</w:t>
+                <w:t xml:space="preserve">Syarat Langganan sesudah 30 hari pertama</w:t>
               </w:r>
             </w:ins>
           </w:p>
@@ -3073,7 +3073,7 @@
                   <w:sz w:val="19"/>
                   <w:szCs w:val="19"/>
                 </w:rPr>
-                <w:t xml:space="preserve">Permendag 70/2019 Pasal 21 huruf f dan g; UU 8/1999</w:t>
+                <w:t xml:space="preserve">Permendag 70/2019 Pasal 21 huruf f dan g</w:t>
               </w:r>
             </w:ins>
           </w:p>
@@ -3103,7 +3103,7 @@
                   <w:sz w:val="19"/>
                   <w:szCs w:val="19"/>
                 </w:rPr>
-                <w:t xml:space="preserve">Langganan mulai bulan kalender berikutnya, sehingga pembeli di akhir bulan hanya mendapat akses beberapa hari sebelum tagihan pertama. Syarat Langganan untuk bonus tim berlaku mulai bulan ke-2</w:t>
+                <w:t xml:space="preserve">Bonus Level, Pasangan, dan Pembinaan dibayar hanya bila akses pemegang Lisensi aktif pada akhir bulan; sesudah 30 hari pertama, akses hanya dari Langganan (sebelumnya syarat ini baru berlaku mulai bulan ke-4)</w:t>
               </w:r>
             </w:ins>
           </w:p>
@@ -3133,7 +3133,7 @@
                   <w:sz w:val="19"/>
                   <w:szCs w:val="19"/>
                 </w:rPr>
-                <w:t xml:space="preserve">Nilai ulang butir 4 dengan syarat yang kini lebih awal. Pertimbangkan Langganan pertama dihitung 30 hari sejak aktivasi, bukan bulan kalender</w:t>
+                <w:t xml:space="preserve">Nilai ulang butir 4: apakah syarat Langganan untuk bonus jaringan yang kini berlaku sejak hari ke-31 dapat dinilai sebagai kewajiban membeli</w:t>
               </w:r>
             </w:ins>
           </w:p>
@@ -3503,8 +3503,26 @@
                 <w:sz w:val="19"/>
                 <w:szCs w:val="19"/>
               </w:rPr>
-              <w:t>100% bila Lisensi belum diaktifkan. Bila sudah diaktifkan, dikurangi nilai akses yang dipakai, dihitung harian dari Rp399.000 per bulan</w:t>
-            </w:r>
+              <w:t xml:space="preserve">100% bila Lisensi belum diaktifkan. Bila sudah diaktifkan, dikurangi nilai akses yang dipakai, dihitung harian dari </w:t>
+            </w:r>
+            <w:del w:id="9017" w:author="Claude (draf untuk Coach Doddy)" w:date="2026-10-27T12:00:00Z">
+              <w:r>
+                <w:rPr>
+                  <w:sz w:val="19"/>
+                  <w:szCs w:val="19"/>
+                </w:rPr>
+                <w:delText xml:space="preserve">Rp399.000 per bulan</w:delText>
+              </w:r>
+            </w:del>
+            <w:ins w:id="9018" w:author="Claude (draf untuk Coach Doddy)" w:date="2026-10-27T12:00:00Z">
+              <w:r>
+                <w:rPr>
+                  <w:sz w:val="19"/>
+                  <w:szCs w:val="19"/>
+                </w:rPr>
+                <w:t xml:space="preserve">Rp399.000 per 30 hari</w:t>
+              </w:r>
+            </w:ins>
           </w:p>
         </w:tc>
         <w:tc>
@@ -5179,10 +5197,10 @@
         <w:rPr/>
         <w:t>Butir A1–A12 tidak diatur Rencana Pemasaran v1.0–v1.2; butir A13 mengubah syarat aktif. Coach memutuskannya saat sistem perhitungan dirancang dan diuji, dan semuanya sudah dicantumkan di dokumen v1.3. Butir bertanda "Perlu dinilai" mohon diberi pendapat konsultan hukum.</w:t>
       </w:r>
-      <w:ins w:id="9017" w:author="Claude (draf untuk Coach Doddy)" w:date="2026-10-27T12:00:00Z">
+      <w:ins w:id="9019" w:author="Claude (draf untuk Coach Doddy)" w:date="2026-10-27T12:00:00Z">
         <w:r>
           <w:rPr/>
-          <w:t xml:space="preserve"> Butir A14 (Lisensi tanpa batas waktu) diputuskan Coach kemudian pada hari yang sama dan dicantumkan di dokumen v1.4.</w:t>
+          <w:t xml:space="preserve"> Butir A14–A16 (Lisensi tanpa batas waktu, Langganan 30 hari, penghapusan rekening dana layanan) diputuskan Coach kemudian pada hari yang sama dan dicantumkan di dokumen v1.4.</w:t>
         </w:r>
       </w:ins>
     </w:p>
@@ -5701,7 +5719,7 @@
               </w:rPr>
               <w:t xml:space="preserve">Plan B: </w:t>
             </w:r>
-            <w:del w:id="9018" w:author="Claude (draf untuk Coach Doddy)" w:date="2026-10-27T12:00:00Z">
+            <w:del w:id="9020" w:author="Claude (draf untuk Coach Doddy)" w:date="2026-10-27T12:00:00Z">
               <w:r>
                 <w:rPr>
                   <w:sz w:val="19"/>
@@ -5710,13 +5728,13 @@
                 <w:delText xml:space="preserve">masa akses 3 bulan Lisensi dihitung sebagai Langganan aktif</w:delText>
               </w:r>
             </w:del>
-            <w:ins w:id="9019" w:author="Claude (draf untuk Coach Doddy)" w:date="2026-10-27T12:00:00Z">
+            <w:ins w:id="9021" w:author="Claude (draf untuk Coach Doddy)" w:date="2026-10-27T12:00:00Z">
               <w:r>
                 <w:rPr>
                   <w:sz w:val="19"/>
                   <w:szCs w:val="19"/>
                 </w:rPr>
-                <w:t xml:space="preserve">akses bulan aktivasi Lisensi dihitung sebagai Langganan aktif (v1.3: 3 bulan)</w:t>
+                <w:t xml:space="preserve">akses 30 hari pertama Lisensi dihitung sebagai Langganan aktif (v1.3: 3 bulan)</w:t>
               </w:r>
             </w:ins>
           </w:p>
@@ -6517,7 +6535,7 @@
                   <w:sz w:val="19"/>
                   <w:szCs w:val="19"/>
                 </w:rPr>
-                <w:t xml:space="preserve">Lisensi tanpa batas waktu (lifetime) Rp7.500.000; akses yang termasuk Lisensi hanya bulan kalender aktivasi; Langganan (RO) Rp399.000 mulai bulan berikutnya. Versi 1.3: akses 3 bulan, Langganan mulai bulan ke-4.</w:t>
+                <w:t xml:space="preserve">Lisensi tanpa batas waktu (lifetime) Rp7.500.000, tidak perlu dibeli ulang; bila Langganan berhenti, Lisensi tetap dan Langganan dapat dilanjutkan kapan saja. Versi 1.3: akses 3 bulan.</w:t>
               </w:r>
             </w:ins>
           </w:p>
@@ -6536,7 +6554,7 @@
                   <w:sz w:val="19"/>
                   <w:szCs w:val="19"/>
                 </w:rPr>
-                <w:t xml:space="preserve">Perlu dinilai: butir 4, 17, dan 18 Bagian 1. Perlu diputuskan Coach: rekening dana layanan Rp426.000 per Lisensi (Rencana Pemasaran 12.2) dihitung untuk masa akses awal 3 bulan, yang kini tinggal bulan aktivasi</w:t>
+                <w:t xml:space="preserve">Perlu dinilai: butir 17 Bagian 1</w:t>
               </w:r>
             </w:ins>
           </w:p>
@@ -6566,7 +6584,218 @@
                   <w:sz w:val="19"/>
                   <w:szCs w:val="19"/>
                 </w:rPr>
-                <w:t xml:space="preserve">Rencana Pemasaran 3.1, Bab 7, 9.2, 12.3, Lampiran A; Kode Etik Pasal 1 dan 17; S&amp;K Pasal 2 dan 6</w:t>
+                <w:t xml:space="preserve">Rencana Pemasaran 3.1, Bab 7, Lampiran A; Kode Etik Pasal 1 dan 17; S&amp;K Pasal 2 dan 6</w:t>
+              </w:r>
+            </w:ins>
+          </w:p>
+        </w:tc>
+      </w:tr>
+      <w:tr>
+        <w:trPr>
+          <w:cantSplit w:val="true"/>
+          <w:ins w:id="9840" w:author="Claude (draf untuk Coach Doddy)" w:date="2026-10-27T12:00:00Z"/>
+        </w:trPr>
+        <w:tc>
+          <w:tcPr>
+            <w:tcW w:w="558" w:type="dxa"/>
+            <w:tcBorders>
+              <w:top w:val="single" w:sz="4" w:space="0" w:color="B7C4C9"/>
+              <w:left w:val="single" w:sz="4" w:space="0" w:color="B7C4C9"/>
+              <w:bottom w:val="single" w:sz="4" w:space="0" w:color="B7C4C9"/>
+              <w:right w:val="single" w:sz="4" w:space="0" w:color="B7C4C9"/>
+            </w:tcBorders>
+          </w:tcPr>
+          <w:p>
+            <w:pPr>
+              <w:pStyle w:val="Normal"/>
+              <w:spacing w:before="0" w:after="0"/>
+              <w:jc w:val="left"/>
+              <w:rPr>
+                <w:ins w:id="9832" w:author="Claude (draf untuk Coach Doddy)" w:date="2026-10-27T12:00:00Z"/>
+              </w:rPr>
+            </w:pPr>
+            <w:ins w:id="9833" w:author="Claude (draf untuk Coach Doddy)" w:date="2026-10-27T12:00:00Z">
+              <w:r>
+                <w:rPr>
+                  <w:sz w:val="19"/>
+                  <w:szCs w:val="19"/>
+                </w:rPr>
+                <w:t xml:space="preserve">A15</w:t>
+              </w:r>
+            </w:ins>
+          </w:p>
+        </w:tc>
+        <w:tc>
+          <w:tcPr>
+            <w:tcW w:w="5583" w:type="dxa"/>
+            <w:tcBorders>
+              <w:top w:val="single" w:sz="4" w:space="0" w:color="B7C4C9"/>
+              <w:left w:val="single" w:sz="4" w:space="0" w:color="B7C4C9"/>
+              <w:bottom w:val="single" w:sz="4" w:space="0" w:color="B7C4C9"/>
+              <w:right w:val="single" w:sz="4" w:space="0" w:color="B7C4C9"/>
+            </w:tcBorders>
+          </w:tcPr>
+          <w:p>
+            <w:pPr>
+              <w:pStyle w:val="Normal"/>
+              <w:spacing w:before="0" w:after="0"/>
+              <w:jc w:val="left"/>
+              <w:rPr>
+                <w:ins w:id="9834" w:author="Claude (draf untuk Coach Doddy)" w:date="2026-10-27T12:00:00Z"/>
+              </w:rPr>
+            </w:pPr>
+            <w:ins w:id="9835" w:author="Claude (draf untuk Coach Doddy)" w:date="2026-10-27T12:00:00Z">
+              <w:r>
+                <w:rPr>
+                  <w:sz w:val="19"/>
+                  <w:szCs w:val="19"/>
+                </w:rPr>
+                <w:t xml:space="preserve">Akses 30 hari pertama termasuk Lisensi; Langganan (RO) Rp399.000 ditagih pertama kali 30 hari setelah aktivasi, lalu setiap 30 hari. Syarat Langganan untuk bonus tim dan Plan B dinilai dari akses yang aktif pada akhir bulan. Versi 1.3: Langganan mulai bulan ke-4.</w:t>
+              </w:r>
+            </w:ins>
+          </w:p>
+          <w:p>
+            <w:pPr>
+              <w:pStyle w:val="Normal"/>
+              <w:spacing w:before="0" w:after="0"/>
+              <w:jc w:val="left"/>
+              <w:rPr>
+                <w:ins w:id="9836" w:author="Claude (draf untuk Coach Doddy)" w:date="2026-10-27T12:00:00Z"/>
+              </w:rPr>
+            </w:pPr>
+            <w:ins w:id="9837" w:author="Claude (draf untuk Coach Doddy)" w:date="2026-10-27T12:00:00Z">
+              <w:r>
+                <w:rPr>
+                  <w:sz w:val="19"/>
+                  <w:szCs w:val="19"/>
+                </w:rPr>
+                <w:t xml:space="preserve">Perlu dinilai: butir 4 dan 18 Bagian 1</w:t>
+              </w:r>
+            </w:ins>
+          </w:p>
+        </w:tc>
+        <w:tc>
+          <w:tcPr>
+            <w:tcW w:w="3165" w:type="dxa"/>
+            <w:tcBorders>
+              <w:top w:val="single" w:sz="4" w:space="0" w:color="B7C4C9"/>
+              <w:left w:val="single" w:sz="4" w:space="0" w:color="B7C4C9"/>
+              <w:bottom w:val="single" w:sz="4" w:space="0" w:color="B7C4C9"/>
+              <w:right w:val="single" w:sz="4" w:space="0" w:color="B7C4C9"/>
+            </w:tcBorders>
+          </w:tcPr>
+          <w:p>
+            <w:pPr>
+              <w:pStyle w:val="Normal"/>
+              <w:spacing w:before="0" w:after="0"/>
+              <w:jc w:val="left"/>
+              <w:rPr>
+                <w:ins w:id="9838" w:author="Claude (draf untuk Coach Doddy)" w:date="2026-10-27T12:00:00Z"/>
+              </w:rPr>
+            </w:pPr>
+            <w:ins w:id="9839" w:author="Claude (draf untuk Coach Doddy)" w:date="2026-10-27T12:00:00Z">
+              <w:r>
+                <w:rPr>
+                  <w:sz w:val="19"/>
+                  <w:szCs w:val="19"/>
+                </w:rPr>
+                <w:t xml:space="preserve">Rencana Pemasaran 3.1, Bab 7, 8.5, 9.2, 12.3, Bab 13; Kode Etik Pasal 1 dan 5; S&amp;K Pasal 2, 5, 6, dan 7</w:t>
+              </w:r>
+            </w:ins>
+          </w:p>
+        </w:tc>
+      </w:tr>
+      <w:tr>
+        <w:trPr>
+          <w:cantSplit w:val="true"/>
+          <w:ins w:id="9847" w:author="Claude (draf untuk Coach Doddy)" w:date="2026-10-27T12:00:00Z"/>
+        </w:trPr>
+        <w:tc>
+          <w:tcPr>
+            <w:tcW w:w="558" w:type="dxa"/>
+            <w:tcBorders>
+              <w:top w:val="single" w:sz="4" w:space="0" w:color="B7C4C9"/>
+              <w:left w:val="single" w:sz="4" w:space="0" w:color="B7C4C9"/>
+              <w:bottom w:val="single" w:sz="4" w:space="0" w:color="B7C4C9"/>
+              <w:right w:val="single" w:sz="4" w:space="0" w:color="B7C4C9"/>
+            </w:tcBorders>
+          </w:tcPr>
+          <w:p>
+            <w:pPr>
+              <w:pStyle w:val="Normal"/>
+              <w:spacing w:before="0" w:after="0"/>
+              <w:jc w:val="left"/>
+              <w:rPr>
+                <w:ins w:id="9841" w:author="Claude (draf untuk Coach Doddy)" w:date="2026-10-27T12:00:00Z"/>
+              </w:rPr>
+            </w:pPr>
+            <w:ins w:id="9842" w:author="Claude (draf untuk Coach Doddy)" w:date="2026-10-27T12:00:00Z">
+              <w:r>
+                <w:rPr>
+                  <w:sz w:val="19"/>
+                  <w:szCs w:val="19"/>
+                </w:rPr>
+                <w:t xml:space="preserve">A16</w:t>
+              </w:r>
+            </w:ins>
+          </w:p>
+        </w:tc>
+        <w:tc>
+          <w:tcPr>
+            <w:tcW w:w="5583" w:type="dxa"/>
+            <w:tcBorders>
+              <w:top w:val="single" w:sz="4" w:space="0" w:color="B7C4C9"/>
+              <w:left w:val="single" w:sz="4" w:space="0" w:color="B7C4C9"/>
+              <w:bottom w:val="single" w:sz="4" w:space="0" w:color="B7C4C9"/>
+              <w:right w:val="single" w:sz="4" w:space="0" w:color="B7C4C9"/>
+            </w:tcBorders>
+          </w:tcPr>
+          <w:p>
+            <w:pPr>
+              <w:pStyle w:val="Normal"/>
+              <w:spacing w:before="0" w:after="0"/>
+              <w:jc w:val="left"/>
+              <w:rPr>
+                <w:ins w:id="9843" w:author="Claude (draf untuk Coach Doddy)" w:date="2026-10-27T12:00:00Z"/>
+              </w:rPr>
+            </w:pPr>
+            <w:ins w:id="9844" w:author="Claude (draf untuk Coach Doddy)" w:date="2026-10-27T12:00:00Z">
+              <w:r>
+                <w:rPr>
+                  <w:sz w:val="19"/>
+                  <w:szCs w:val="19"/>
+                </w:rPr>
+                <w:t xml:space="preserve">Rekening dana layanan Rp426.000 per Lisensi dihapus, karena biaya layanan sesudah 30 hari pertama ditanggung Langganan.</w:t>
+              </w:r>
+            </w:ins>
+          </w:p>
+        </w:tc>
+        <w:tc>
+          <w:tcPr>
+            <w:tcW w:w="3165" w:type="dxa"/>
+            <w:tcBorders>
+              <w:top w:val="single" w:sz="4" w:space="0" w:color="B7C4C9"/>
+              <w:left w:val="single" w:sz="4" w:space="0" w:color="B7C4C9"/>
+              <w:bottom w:val="single" w:sz="4" w:space="0" w:color="B7C4C9"/>
+              <w:right w:val="single" w:sz="4" w:space="0" w:color="B7C4C9"/>
+            </w:tcBorders>
+          </w:tcPr>
+          <w:p>
+            <w:pPr>
+              <w:pStyle w:val="Normal"/>
+              <w:spacing w:before="0" w:after="0"/>
+              <w:jc w:val="left"/>
+              <w:rPr>
+                <w:ins w:id="9845" w:author="Claude (draf untuk Coach Doddy)" w:date="2026-10-27T12:00:00Z"/>
+              </w:rPr>
+            </w:pPr>
+            <w:ins w:id="9846" w:author="Claude (draf untuk Coach Doddy)" w:date="2026-10-27T12:00:00Z">
+              <w:r>
+                <w:rPr>
+                  <w:sz w:val="19"/>
+                  <w:szCs w:val="19"/>
+                </w:rPr>
+                <w:t xml:space="preserve">Rencana Pemasaran 12.2</w:t>
               </w:r>
             </w:ins>
           </w:p>
@@ -6802,16 +7031,16 @@
         <w:rPr/>
         <w:t xml:space="preserve">Coach mengonfirmasi Bagian 2. Keputusan </w:t>
       </w:r>
-      <w:del w:id="9020" w:author="Claude (draf untuk Coach Doddy)" w:date="2026-10-27T12:00:00Z">
+      <w:del w:id="9022" w:author="Claude (draf untuk Coach Doddy)" w:date="2026-10-27T12:00:00Z">
         <w:r>
           <w:rPr/>
           <w:delText xml:space="preserve">A1–A13 sudah diambil dan dicantumkan di dokumen v1.3</w:delText>
         </w:r>
       </w:del>
-      <w:ins w:id="9021" w:author="Claude (draf untuk Coach Doddy)" w:date="2026-10-27T12:00:00Z">
+      <w:ins w:id="9023" w:author="Claude (draf untuk Coach Doddy)" w:date="2026-10-27T12:00:00Z">
         <w:r>
           <w:rPr/>
-          <w:t xml:space="preserve">A1–A14 sudah diambil dan dicantumkan di dokumen v1.3–v1.4</w:t>
+          <w:t xml:space="preserve">A1–A16 sudah diambil dan dicantumkan di dokumen v1.3–v1.4</w:t>
         </w:r>
       </w:ins>
       <w:r>
@@ -6863,16 +7092,16 @@
         <w:rPr/>
         <w:t xml:space="preserve">Konsultan hukum menilai hasil uji ulang dan asumsinya di Rencana Pemasaran Bab 12.3, serta rumus batas atas Langganan </w:t>
       </w:r>
-      <w:del w:id="9022" w:author="Claude (draf untuk Coach Doddy)" w:date="2026-10-27T12:00:00Z">
+      <w:del w:id="9024" w:author="Claude (draf untuk Coach Doddy)" w:date="2026-10-27T12:00:00Z">
         <w:r>
           <w:rPr/>
           <w:delText xml:space="preserve">(butir 15–16 Bagian 1).</w:delText>
         </w:r>
       </w:del>
-      <w:ins w:id="9023" w:author="Claude (draf untuk Coach Doddy)" w:date="2026-10-27T12:00:00Z">
+      <w:ins w:id="9025" w:author="Claude (draf untuk Coach Doddy)" w:date="2026-10-27T12:00:00Z">
         <w:r>
           <w:rPr/>
-          <w:t xml:space="preserve">(butir 15–16 Bagian 1), serta istilah Lisensi tanpa batas waktu dan awal Langganan (butir 17–18 Bagian 1).</w:t>
+          <w:t xml:space="preserve">(butir 15–16 Bagian 1), serta istilah Lisensi tanpa batas waktu dan syarat Langganan (butir 17–18 Bagian 1).</w:t>
         </w:r>
       </w:ins>
     </w:p>

--- a/docs/dokumen/Catatan_untuk_Konsultan_Hukum_Mitrans-Astra_v1.3_redline.docx
+++ b/docs/dokumen/Catatan_untuk_Konsultan_Hukum_Mitrans-Astra_v1.3_redline.docx
@@ -361,7 +361,7 @@
       <w:ins w:id="9010" w:author="Claude (draf untuk Coach Doddy)" w:date="2026-10-27T12:00:00Z">
         <w:r>
           <w:rPr/>
-          <w:t xml:space="preserve">v1.3–v1.4 (A1–A16)</w:t>
+          <w:t xml:space="preserve">v1.3–v1.4 (A1–A17)</w:t>
         </w:r>
       </w:ins>
       <w:r>
@@ -414,7 +414,7 @@
       </w:ins>
       <w:ins w:id="9013" w:author="Claude (draf untuk Coach Doddy)" w:date="2026-10-27T12:00:00Z">
         <w:r>
-          <w:t xml:space="preserve"> (27 Oktober 2026): menyertai dokumen v1.4 (Lisensi tanpa batas waktu, Langganan setiap 30 hari sejak aktivasi, rekening dana layanan dihapus). Butir 17–18 Bagian 1 dan A14–A16 Bagian 2B baru; butir 4 dan 15 Bagian 1 diperbarui.</w:t>
+          <w:t xml:space="preserve"> (27 Oktober 2026): menyertai dokumen v1.4 (Lisensi tanpa batas waktu, Langganan setiap 30 hari sejak aktivasi, rekening dana layanan dihapus, pembayaran Langganan dari bonus). Butir 17–19 Bagian 1 dan A14–A17 Bagian 2B baru; butir 4 dan 15 Bagian 1 diperbarui.</w:t>
         </w:r>
       </w:ins>
     </w:p>
@@ -3139,6 +3139,164 @@
           </w:p>
         </w:tc>
       </w:tr>
+      <w:tr>
+        <w:trPr>
+          <w:cantSplit w:val="true"/>
+          <w:ins w:id="9858" w:author="Claude (draf untuk Coach Doddy)" w:date="2026-10-27T12:00:00Z"/>
+        </w:trPr>
+        <w:tc>
+          <w:tcPr>
+            <w:tcW w:w="558" w:type="dxa"/>
+            <w:tcBorders>
+              <w:top w:val="single" w:sz="4" w:space="0" w:color="B7C4C9"/>
+              <w:left w:val="single" w:sz="4" w:space="0" w:color="B7C4C9"/>
+              <w:bottom w:val="single" w:sz="4" w:space="0" w:color="B7C4C9"/>
+              <w:right w:val="single" w:sz="4" w:space="0" w:color="B7C4C9"/>
+            </w:tcBorders>
+          </w:tcPr>
+          <w:p>
+            <w:pPr>
+              <w:pStyle w:val="Normal"/>
+              <w:spacing w:before="0" w:after="0"/>
+              <w:jc w:val="left"/>
+              <w:rPr>
+                <w:ins w:id="9848" w:author="Claude (draf untuk Coach Doddy)" w:date="2026-10-27T12:00:00Z"/>
+              </w:rPr>
+            </w:pPr>
+            <w:ins w:id="9849" w:author="Claude (draf untuk Coach Doddy)" w:date="2026-10-27T12:00:00Z">
+              <w:r>
+                <w:rPr>
+                  <w:sz w:val="19"/>
+                  <w:szCs w:val="19"/>
+                </w:rPr>
+                <w:t xml:space="preserve">19</w:t>
+              </w:r>
+            </w:ins>
+          </w:p>
+        </w:tc>
+        <w:tc>
+          <w:tcPr>
+            <w:tcW w:w="1395" w:type="dxa"/>
+            <w:tcBorders>
+              <w:top w:val="single" w:sz="4" w:space="0" w:color="B7C4C9"/>
+              <w:left w:val="single" w:sz="4" w:space="0" w:color="B7C4C9"/>
+              <w:bottom w:val="single" w:sz="4" w:space="0" w:color="B7C4C9"/>
+              <w:right w:val="single" w:sz="4" w:space="0" w:color="B7C4C9"/>
+            </w:tcBorders>
+          </w:tcPr>
+          <w:p>
+            <w:pPr>
+              <w:pStyle w:val="Normal"/>
+              <w:spacing w:before="0" w:after="0"/>
+              <w:jc w:val="left"/>
+              <w:rPr>
+                <w:ins w:id="9850" w:author="Claude (draf untuk Coach Doddy)" w:date="2026-10-27T12:00:00Z"/>
+              </w:rPr>
+            </w:pPr>
+            <w:ins w:id="9851" w:author="Claude (draf untuk Coach Doddy)" w:date="2026-10-27T12:00:00Z">
+              <w:r>
+                <w:rPr>
+                  <w:b/>
+                  <w:bCs/>
+                  <w:sz w:val="19"/>
+                  <w:szCs w:val="19"/>
+                </w:rPr>
+                <w:t xml:space="preserve">Pembayaran Langganan dari bonus (potong bonus)</w:t>
+              </w:r>
+            </w:ins>
+          </w:p>
+        </w:tc>
+        <w:tc>
+          <w:tcPr>
+            <w:tcW w:w="2046" w:type="dxa"/>
+            <w:tcBorders>
+              <w:top w:val="single" w:sz="4" w:space="0" w:color="B7C4C9"/>
+              <w:left w:val="single" w:sz="4" w:space="0" w:color="B7C4C9"/>
+              <w:bottom w:val="single" w:sz="4" w:space="0" w:color="B7C4C9"/>
+              <w:right w:val="single" w:sz="4" w:space="0" w:color="B7C4C9"/>
+            </w:tcBorders>
+          </w:tcPr>
+          <w:p>
+            <w:pPr>
+              <w:pStyle w:val="Normal"/>
+              <w:spacing w:before="0" w:after="0"/>
+              <w:jc w:val="left"/>
+              <w:rPr>
+                <w:ins w:id="9852" w:author="Claude (draf untuk Coach Doddy)" w:date="2026-10-27T12:00:00Z"/>
+              </w:rPr>
+            </w:pPr>
+            <w:ins w:id="9853" w:author="Claude (draf untuk Coach Doddy)" w:date="2026-10-27T12:00:00Z">
+              <w:r>
+                <w:rPr>
+                  <w:sz w:val="19"/>
+                  <w:szCs w:val="19"/>
+                </w:rPr>
+                <w:t xml:space="preserve">Permendag 70/2019 Pasal 21 huruf f dan g; KUHPerdata Pasal 1425 dan seterusnya (perjumpaan utang); ketentuan PPh atas komisi</w:t>
+              </w:r>
+            </w:ins>
+          </w:p>
+        </w:tc>
+        <w:tc>
+          <w:tcPr>
+            <w:tcW w:w="2420" w:type="dxa"/>
+            <w:tcBorders>
+              <w:top w:val="single" w:sz="4" w:space="0" w:color="B7C4C9"/>
+              <w:left w:val="single" w:sz="4" w:space="0" w:color="B7C4C9"/>
+              <w:bottom w:val="single" w:sz="4" w:space="0" w:color="B7C4C9"/>
+              <w:right w:val="single" w:sz="4" w:space="0" w:color="B7C4C9"/>
+            </w:tcBorders>
+          </w:tcPr>
+          <w:p>
+            <w:pPr>
+              <w:pStyle w:val="Normal"/>
+              <w:spacing w:before="0" w:after="0"/>
+              <w:jc w:val="left"/>
+              <w:rPr>
+                <w:ins w:id="9854" w:author="Claude (draf untuk Coach Doddy)" w:date="2026-10-27T12:00:00Z"/>
+              </w:rPr>
+            </w:pPr>
+            <w:ins w:id="9855" w:author="Claude (draf untuk Coach Doddy)" w:date="2026-10-27T12:00:00Z">
+              <w:r>
+                <w:rPr>
+                  <w:sz w:val="19"/>
+                  <w:szCs w:val="19"/>
+                </w:rPr>
+                <w:t xml:space="preserve">S&amp;K Pasal 21 angka 7: pilihan, persetujuan tegas pada setiap pembayaran, tidak otomatis, bukan syarat bonus atau peringkat; dipotong dari transfer setelah PPh; hanya untuk Langganan milik sendiri; paling banyak satu periode di muka. Sistem prototipe belum menghitung PPh, sehingga saldo yang tampil masih bruto</w:t>
+              </w:r>
+            </w:ins>
+          </w:p>
+        </w:tc>
+        <w:tc>
+          <w:tcPr>
+            <w:tcW w:w="2887" w:type="dxa"/>
+            <w:tcBorders>
+              <w:top w:val="single" w:sz="4" w:space="0" w:color="B7C4C9"/>
+              <w:left w:val="single" w:sz="4" w:space="0" w:color="B7C4C9"/>
+              <w:bottom w:val="single" w:sz="4" w:space="0" w:color="B7C4C9"/>
+              <w:right w:val="single" w:sz="4" w:space="0" w:color="B7C4C9"/>
+            </w:tcBorders>
+          </w:tcPr>
+          <w:p>
+            <w:pPr>
+              <w:pStyle w:val="Normal"/>
+              <w:spacing w:before="0" w:after="0"/>
+              <w:jc w:val="left"/>
+              <w:rPr>
+                <w:ins w:id="9856" w:author="Claude (draf untuk Coach Doddy)" w:date="2026-10-27T12:00:00Z"/>
+              </w:rPr>
+            </w:pPr>
+            <w:ins w:id="9857" w:author="Claude (draf untuk Coach Doddy)" w:date="2026-10-27T12:00:00Z">
+              <w:r>
+                <w:rPr>
+                  <w:sz w:val="19"/>
+                  <w:szCs w:val="19"/>
+                </w:rPr>
+                <w:t xml:space="preserve">Konfirmasi bahwa fitur ini tidak dinilai sebagai kewajiban atau dorongan membeli, bahwa persetujuan per pembayaran cukup sebagai dasar memperhitungkan tagihan dengan bonus, dan perlakuan PPN atas Langganan serta PPh atas bonus yang dipotong</w:t>
+              </w:r>
+            </w:ins>
+          </w:p>
+        </w:tc>
+      </w:tr>
     </w:tbl>
     <w:p>
       <w:pPr>
@@ -5200,7 +5358,7 @@
       <w:ins w:id="9019" w:author="Claude (draf untuk Coach Doddy)" w:date="2026-10-27T12:00:00Z">
         <w:r>
           <w:rPr/>
-          <w:t xml:space="preserve"> Butir A14–A16 (Lisensi tanpa batas waktu, Langganan 30 hari, penghapusan rekening dana layanan) diputuskan Coach kemudian pada hari yang sama dan dicantumkan di dokumen v1.4.</w:t>
+          <w:t xml:space="preserve"> Butir A14–A17 (Lisensi tanpa batas waktu, Langganan 30 hari, penghapusan rekening dana layanan, pembayaran Langganan dari bonus) diputuskan Coach kemudian pada hari yang sama dan dicantumkan di dokumen v1.4.</w:t>
         </w:r>
       </w:ins>
     </w:p>
@@ -6801,6 +6959,121 @@
           </w:p>
         </w:tc>
       </w:tr>
+      <w:tr>
+        <w:trPr>
+          <w:cantSplit w:val="true"/>
+          <w:ins w:id="9867" w:author="Claude (draf untuk Coach Doddy)" w:date="2026-10-27T12:00:00Z"/>
+        </w:trPr>
+        <w:tc>
+          <w:tcPr>
+            <w:tcW w:w="558" w:type="dxa"/>
+            <w:tcBorders>
+              <w:top w:val="single" w:sz="4" w:space="0" w:color="B7C4C9"/>
+              <w:left w:val="single" w:sz="4" w:space="0" w:color="B7C4C9"/>
+              <w:bottom w:val="single" w:sz="4" w:space="0" w:color="B7C4C9"/>
+              <w:right w:val="single" w:sz="4" w:space="0" w:color="B7C4C9"/>
+            </w:tcBorders>
+          </w:tcPr>
+          <w:p>
+            <w:pPr>
+              <w:pStyle w:val="Normal"/>
+              <w:spacing w:before="0" w:after="0"/>
+              <w:jc w:val="left"/>
+              <w:rPr>
+                <w:ins w:id="9859" w:author="Claude (draf untuk Coach Doddy)" w:date="2026-10-27T12:00:00Z"/>
+              </w:rPr>
+            </w:pPr>
+            <w:ins w:id="9860" w:author="Claude (draf untuk Coach Doddy)" w:date="2026-10-27T12:00:00Z">
+              <w:r>
+                <w:rPr>
+                  <w:sz w:val="19"/>
+                  <w:szCs w:val="19"/>
+                </w:rPr>
+                <w:t xml:space="preserve">A17</w:t>
+              </w:r>
+            </w:ins>
+          </w:p>
+        </w:tc>
+        <w:tc>
+          <w:tcPr>
+            <w:tcW w:w="5583" w:type="dxa"/>
+            <w:tcBorders>
+              <w:top w:val="single" w:sz="4" w:space="0" w:color="B7C4C9"/>
+              <w:left w:val="single" w:sz="4" w:space="0" w:color="B7C4C9"/>
+              <w:bottom w:val="single" w:sz="4" w:space="0" w:color="B7C4C9"/>
+              <w:right w:val="single" w:sz="4" w:space="0" w:color="B7C4C9"/>
+            </w:tcBorders>
+          </w:tcPr>
+          <w:p>
+            <w:pPr>
+              <w:pStyle w:val="Normal"/>
+              <w:spacing w:before="0" w:after="0"/>
+              <w:jc w:val="left"/>
+              <w:rPr>
+                <w:ins w:id="9861" w:author="Claude (draf untuk Coach Doddy)" w:date="2026-10-27T12:00:00Z"/>
+              </w:rPr>
+            </w:pPr>
+            <w:ins w:id="9862" w:author="Claude (draf untuk Coach Doddy)" w:date="2026-10-27T12:00:00Z">
+              <w:r>
+                <w:rPr>
+                  <w:sz w:val="19"/>
+                  <w:szCs w:val="19"/>
+                </w:rPr>
+                <w:t xml:space="preserve">Mitra PLS dapat membayar Langganannya sendiri dari bonus yang belum ditransfer, atas persetujuan tegas pada setiap pembayaran; dipotong dari transfer Jumat terdekat setelah PPh; bonus bruto tidak berubah; Plan B atas Langganan itu tetap dihitung.</w:t>
+              </w:r>
+            </w:ins>
+          </w:p>
+          <w:p>
+            <w:pPr>
+              <w:pStyle w:val="Normal"/>
+              <w:spacing w:before="0" w:after="0"/>
+              <w:jc w:val="left"/>
+              <w:rPr>
+                <w:ins w:id="9863" w:author="Claude (draf untuk Coach Doddy)" w:date="2026-10-27T12:00:00Z"/>
+              </w:rPr>
+            </w:pPr>
+            <w:ins w:id="9864" w:author="Claude (draf untuk Coach Doddy)" w:date="2026-10-27T12:00:00Z">
+              <w:r>
+                <w:rPr>
+                  <w:sz w:val="19"/>
+                  <w:szCs w:val="19"/>
+                </w:rPr>
+                <w:t xml:space="preserve">Perlu dinilai: butir 19 Bagian 1</w:t>
+              </w:r>
+            </w:ins>
+          </w:p>
+        </w:tc>
+        <w:tc>
+          <w:tcPr>
+            <w:tcW w:w="3165" w:type="dxa"/>
+            <w:tcBorders>
+              <w:top w:val="single" w:sz="4" w:space="0" w:color="B7C4C9"/>
+              <w:left w:val="single" w:sz="4" w:space="0" w:color="B7C4C9"/>
+              <w:bottom w:val="single" w:sz="4" w:space="0" w:color="B7C4C9"/>
+              <w:right w:val="single" w:sz="4" w:space="0" w:color="B7C4C9"/>
+            </w:tcBorders>
+          </w:tcPr>
+          <w:p>
+            <w:pPr>
+              <w:pStyle w:val="Normal"/>
+              <w:spacing w:before="0" w:after="0"/>
+              <w:jc w:val="left"/>
+              <w:rPr>
+                <w:ins w:id="9865" w:author="Claude (draf untuk Coach Doddy)" w:date="2026-10-27T12:00:00Z"/>
+              </w:rPr>
+            </w:pPr>
+            <w:ins w:id="9866" w:author="Claude (draf untuk Coach Doddy)" w:date="2026-10-27T12:00:00Z">
+              <w:r>
+                <w:rPr>
+                  <w:sz w:val="19"/>
+                  <w:szCs w:val="19"/>
+                </w:rPr>
+                <w:t xml:space="preserve">S&amp;K Pasal 5 dan Pasal 21 angka 7</w:t>
+              </w:r>
+            </w:ins>
+          </w:p>
+        </w:tc>
+      </w:tr>
     </w:tbl>
     <w:p>
       <w:pPr>
@@ -7040,7 +7313,7 @@
       <w:ins w:id="9023" w:author="Claude (draf untuk Coach Doddy)" w:date="2026-10-27T12:00:00Z">
         <w:r>
           <w:rPr/>
-          <w:t xml:space="preserve">A1–A16 sudah diambil dan dicantumkan di dokumen v1.3–v1.4</w:t>
+          <w:t xml:space="preserve">A1–A17 sudah diambil dan dicantumkan di dokumen v1.3–v1.4</w:t>
         </w:r>
       </w:ins>
       <w:r>
@@ -7101,7 +7374,7 @@
       <w:ins w:id="9025" w:author="Claude (draf untuk Coach Doddy)" w:date="2026-10-27T12:00:00Z">
         <w:r>
           <w:rPr/>
-          <w:t xml:space="preserve">(butir 15–16 Bagian 1), serta istilah Lisensi tanpa batas waktu dan syarat Langganan (butir 17–18 Bagian 1).</w:t>
+          <w:t xml:space="preserve">(butir 15–16 Bagian 1), serta istilah Lisensi tanpa batas waktu, syarat Langganan, dan pembayaran Langganan dari bonus (butir 17–19 Bagian 1).</w:t>
         </w:r>
       </w:ins>
     </w:p>

--- a/docs/dokumen/Catatan_untuk_Konsultan_Hukum_Mitrans-Astra_v1.3_redline.docx
+++ b/docs/dokumen/Catatan_untuk_Konsultan_Hukum_Mitrans-Astra_v1.3_redline.docx
@@ -3261,7 +3261,7 @@
                   <w:sz w:val="19"/>
                   <w:szCs w:val="19"/>
                 </w:rPr>
-                <w:t xml:space="preserve">S&amp;K Pasal 21 angka 7: pilihan, persetujuan tegas pada setiap pembayaran, tidak otomatis, bukan syarat bonus atau peringkat; dipotong dari transfer setelah PPh; hanya untuk Langganan milik sendiri; paling banyak satu periode di muka. Sistem prototipe belum menghitung PPh, sehingga saldo yang tampil masih bruto</w:t>
+                <w:t xml:space="preserve">S&amp;K Pasal 21 angka 7: pilihan, persetujuan tegas pada setiap pembayaran, tidak otomatis, bukan syarat bonus atau peringkat; dipotong dari transfer setelah PPh; hanya untuk Langganan milik sendiri; paling banyak satu periode di muka. Sistem menghitung PPh 21 bukan pegawai (50% bruto × tarif Pasal 17, lapisan tarif atas bruto bulan berjalan) per Jumat, lalu memotong Langganan dari sisanya</w:t>
               </w:r>
             </w:ins>
           </w:p>
@@ -3291,7 +3291,7 @@
                   <w:sz w:val="19"/>
                   <w:szCs w:val="19"/>
                 </w:rPr>
-                <w:t xml:space="preserve">Konfirmasi bahwa fitur ini tidak dinilai sebagai kewajiban atau dorongan membeli, bahwa persetujuan per pembayaran cukup sebagai dasar memperhitungkan tagihan dengan bonus, dan perlakuan PPN atas Langganan serta PPh atas bonus yang dipotong</w:t>
+                <w:t xml:space="preserve">Konfirmasi bahwa fitur ini tidak dinilai sebagai kewajiban atau dorongan membeli, bahwa persetujuan per pembayaran cukup sebagai dasar memperhitungkan tagihan dengan bonus, dan perlakuan PPN atas Langganan serta PPh atas bonus yang dipotong. Mohon konsultan pajak memastikan rumus PPh 21 terhadap naskah resmi PMK 168/2023, termasuk masa pajak sebagai satuan lapisan tarif dan tarif tanpa NPWP</w:t>
               </w:r>
             </w:ins>
           </w:p>

--- a/docs/dokumen/Catatan_untuk_Konsultan_Hukum_Mitrans-Astra_v1.3_redline.docx
+++ b/docs/dokumen/Catatan_untuk_Konsultan_Hukum_Mitrans-Astra_v1.3_redline.docx
@@ -3291,7 +3291,7 @@
                   <w:sz w:val="19"/>
                   <w:szCs w:val="19"/>
                 </w:rPr>
-                <w:t xml:space="preserve">Konfirmasi bahwa fitur ini tidak dinilai sebagai kewajiban atau dorongan membeli, bahwa persetujuan per pembayaran cukup sebagai dasar memperhitungkan tagihan dengan bonus, dan perlakuan PPN atas Langganan serta PPh atas bonus yang dipotong. Mohon konsultan pajak memastikan rumus PPh 21 terhadap naskah resmi PMK 168/2023, termasuk masa pajak sebagai satuan lapisan tarif dan tarif tanpa NPWP</w:t>
+                <w:t xml:space="preserve">Konfirmasi bahwa fitur ini tidak dinilai sebagai kewajiban atau dorongan membeli, bahwa persetujuan per pembayaran cukup sebagai dasar memperhitungkan tagihan dengan bonus, dan perlakuan PPN atas Langganan serta PPh atas bonus yang dipotong. Mohon konsultan pajak memastikan rumus PPh 21 terhadap naskah resmi PMK 168/2023, termasuk masa pajak sebagai satuan lapisan tarif dan tarif tanpa NPWP, serta perlakuan penarikan bonus (clawback): sistem mengurangkannya dari bruto kena pajak pada transfer tempat ia dipotong; mohon dinilai apakah cara ini sah atau perlu pembetulan bukti potong masa sebelumnya</w:t>
               </w:r>
             </w:ins>
           </w:p>

--- a/docs/dokumen/Catatan_untuk_Konsultan_Hukum_Mitrans-Astra_v1.3_redline.docx
+++ b/docs/dokumen/Catatan_untuk_Konsultan_Hukum_Mitrans-Astra_v1.3_redline.docx
@@ -361,7 +361,7 @@
       <w:ins w:id="9010" w:author="Claude (draf untuk Coach Doddy)" w:date="2026-10-27T12:00:00Z">
         <w:r>
           <w:rPr/>
-          <w:t xml:space="preserve">v1.3–v1.4 (A1–A17)</w:t>
+          <w:t xml:space="preserve">v1.3–v1.4 (A1–A18)</w:t>
         </w:r>
       </w:ins>
       <w:r>
@@ -414,7 +414,7 @@
       </w:ins>
       <w:ins w:id="9013" w:author="Claude (draf untuk Coach Doddy)" w:date="2026-10-27T12:00:00Z">
         <w:r>
-          <w:t xml:space="preserve"> (27 Oktober 2026): menyertai dokumen v1.4 (Lisensi tanpa batas waktu, Langganan setiap 30 hari sejak aktivasi, rekening dana layanan dihapus, pembayaran Langganan dari bonus). Butir 17–19 Bagian 1 dan A14–A17 Bagian 2B baru; butir 4 dan 15 Bagian 1 diperbarui.</w:t>
+          <w:t xml:space="preserve"> (27 Oktober 2026): menyertai dokumen v1.4 (Lisensi tanpa batas waktu, Langganan setiap 30 hari sejak aktivasi, rekening dana layanan dihapus, pembayaran Langganan dari bonus, penyelesaian piutang penarikan). Butir 17–19 Bagian 1 dan A14–A18 Bagian 2B baru; butir 4 dan 15 Bagian 1 diperbarui.</w:t>
         </w:r>
       </w:ins>
     </w:p>
@@ -5358,7 +5358,7 @@
       <w:ins w:id="9019" w:author="Claude (draf untuk Coach Doddy)" w:date="2026-10-27T12:00:00Z">
         <w:r>
           <w:rPr/>
-          <w:t xml:space="preserve"> Butir A14–A17 (Lisensi tanpa batas waktu, Langganan 30 hari, penghapusan rekening dana layanan, pembayaran Langganan dari bonus) diputuskan Coach kemudian pada hari yang sama dan dicantumkan di dokumen v1.4.</w:t>
+          <w:t xml:space="preserve"> Butir A14–A18 (Lisensi tanpa batas waktu, Langganan 30 hari, penghapusan rekening dana layanan, pembayaran Langganan dari bonus, penyelesaian piutang penarikan) diputuskan Coach kemudian pada hari yang sama dan dicantumkan di dokumen v1.4.</w:t>
         </w:r>
       </w:ins>
     </w:p>
@@ -7074,6 +7074,121 @@
           </w:p>
         </w:tc>
       </w:tr>
+      <w:tr>
+        <w:trPr>
+          <w:cantSplit w:val="true"/>
+          <w:ins w:id="9876" w:author="Claude (draf untuk Coach Doddy)" w:date="2026-10-27T12:00:00Z"/>
+        </w:trPr>
+        <w:tc>
+          <w:tcPr>
+            <w:tcW w:w="558" w:type="dxa"/>
+            <w:tcBorders>
+              <w:top w:val="single" w:sz="4" w:space="0" w:color="B7C4C9"/>
+              <w:left w:val="single" w:sz="4" w:space="0" w:color="B7C4C9"/>
+              <w:bottom w:val="single" w:sz="4" w:space="0" w:color="B7C4C9"/>
+              <w:right w:val="single" w:sz="4" w:space="0" w:color="B7C4C9"/>
+            </w:tcBorders>
+          </w:tcPr>
+          <w:p>
+            <w:pPr>
+              <w:pStyle w:val="Normal"/>
+              <w:spacing w:before="0" w:after="0"/>
+              <w:jc w:val="left"/>
+              <w:rPr>
+                <w:ins w:id="9868" w:author="Claude (draf untuk Coach Doddy)" w:date="2026-10-27T12:00:00Z"/>
+              </w:rPr>
+            </w:pPr>
+            <w:ins w:id="9869" w:author="Claude (draf untuk Coach Doddy)" w:date="2026-10-27T12:00:00Z">
+              <w:r>
+                <w:rPr>
+                  <w:sz w:val="19"/>
+                  <w:szCs w:val="19"/>
+                </w:rPr>
+                <w:t xml:space="preserve">A18</w:t>
+              </w:r>
+            </w:ins>
+          </w:p>
+        </w:tc>
+        <w:tc>
+          <w:tcPr>
+            <w:tcW w:w="5583" w:type="dxa"/>
+            <w:tcBorders>
+              <w:top w:val="single" w:sz="4" w:space="0" w:color="B7C4C9"/>
+              <w:left w:val="single" w:sz="4" w:space="0" w:color="B7C4C9"/>
+              <w:bottom w:val="single" w:sz="4" w:space="0" w:color="B7C4C9"/>
+              <w:right w:val="single" w:sz="4" w:space="0" w:color="B7C4C9"/>
+            </w:tcBorders>
+          </w:tcPr>
+          <w:p>
+            <w:pPr>
+              <w:pStyle w:val="Normal"/>
+              <w:spacing w:before="0" w:after="0"/>
+              <w:jc w:val="left"/>
+              <w:rPr>
+                <w:ins w:id="9870" w:author="Claude (draf untuk Coach Doddy)" w:date="2026-10-27T12:00:00Z"/>
+              </w:rPr>
+            </w:pPr>
+            <w:ins w:id="9871" w:author="Claude (draf untuk Coach Doddy)" w:date="2026-10-27T12:00:00Z">
+              <w:r>
+                <w:rPr>
+                  <w:sz w:val="19"/>
+                  <w:szCs w:val="19"/>
+                </w:rPr>
+                <w:t xml:space="preserve">Piutang penarikan bonus: dipotong dari transfer bonus berikutnya, lalu dari hak lain Mitra PLS (pembelian kembali Lisensi, pengembalian dana, atau pembayaran lain dari Perusahaan); sisa yang belum terpotong 12 bulan sejak penarikan dihapus dan tidak ditagih. Penghapusan tidak mengubah PPh yang sudah dipotong.</w:t>
+              </w:r>
+            </w:ins>
+          </w:p>
+          <w:p>
+            <w:pPr>
+              <w:pStyle w:val="Normal"/>
+              <w:spacing w:before="0" w:after="0"/>
+              <w:jc w:val="left"/>
+              <w:rPr>
+                <w:ins w:id="9872" w:author="Claude (draf untuk Coach Doddy)" w:date="2026-10-27T12:00:00Z"/>
+              </w:rPr>
+            </w:pPr>
+            <w:ins w:id="9873" w:author="Claude (draf untuk Coach Doddy)" w:date="2026-10-27T12:00:00Z">
+              <w:r>
+                <w:rPr>
+                  <w:sz w:val="19"/>
+                  <w:szCs w:val="19"/>
+                </w:rPr>
+                <w:t xml:space="preserve">Perlu dinilai: dasar memperhitungkan piutang dengan hak lain (perjumpaan utang, butir 19 Bagian 1), dan perlakuan pajak atas piutang yang dihapus</w:t>
+              </w:r>
+            </w:ins>
+          </w:p>
+        </w:tc>
+        <w:tc>
+          <w:tcPr>
+            <w:tcW w:w="3165" w:type="dxa"/>
+            <w:tcBorders>
+              <w:top w:val="single" w:sz="4" w:space="0" w:color="B7C4C9"/>
+              <w:left w:val="single" w:sz="4" w:space="0" w:color="B7C4C9"/>
+              <w:bottom w:val="single" w:sz="4" w:space="0" w:color="B7C4C9"/>
+              <w:right w:val="single" w:sz="4" w:space="0" w:color="B7C4C9"/>
+            </w:tcBorders>
+          </w:tcPr>
+          <w:p>
+            <w:pPr>
+              <w:pStyle w:val="Normal"/>
+              <w:spacing w:before="0" w:after="0"/>
+              <w:jc w:val="left"/>
+              <w:rPr>
+                <w:ins w:id="9874" w:author="Claude (draf untuk Coach Doddy)" w:date="2026-10-27T12:00:00Z"/>
+              </w:rPr>
+            </w:pPr>
+            <w:ins w:id="9875" w:author="Claude (draf untuk Coach Doddy)" w:date="2026-10-27T12:00:00Z">
+              <w:r>
+                <w:rPr>
+                  <w:sz w:val="19"/>
+                  <w:szCs w:val="19"/>
+                </w:rPr>
+                <w:t xml:space="preserve">Rencana Pemasaran Bab 13; Kode Etik Pasal 5; S&amp;K Pasal 7</w:t>
+              </w:r>
+            </w:ins>
+          </w:p>
+        </w:tc>
+      </w:tr>
     </w:tbl>
     <w:p>
       <w:pPr>
@@ -7313,7 +7428,7 @@
       <w:ins w:id="9023" w:author="Claude (draf untuk Coach Doddy)" w:date="2026-10-27T12:00:00Z">
         <w:r>
           <w:rPr/>
-          <w:t xml:space="preserve">A1–A17 sudah diambil dan dicantumkan di dokumen v1.3–v1.4</w:t>
+          <w:t xml:space="preserve">A1–A18 sudah diambil dan dicantumkan di dokumen v1.3–v1.4</w:t>
         </w:r>
       </w:ins>
       <w:r>

--- a/docs/dokumen/Catatan_untuk_Konsultan_Hukum_Mitrans-Astra_v1.3_redline.docx
+++ b/docs/dokumen/Catatan_untuk_Konsultan_Hukum_Mitrans-Astra_v1.3_redline.docx
@@ -3261,7 +3261,7 @@
                   <w:sz w:val="19"/>
                   <w:szCs w:val="19"/>
                 </w:rPr>
-                <w:t xml:space="preserve">S&amp;K Pasal 21 angka 7: pilihan, persetujuan tegas pada setiap pembayaran, tidak otomatis, bukan syarat bonus atau peringkat; dipotong dari transfer setelah PPh; hanya untuk Langganan milik sendiri; paling banyak satu periode di muka. Sistem menghitung PPh 21 bukan pegawai (50% bruto × tarif Pasal 17, lapisan tarif atas bruto bulan berjalan) per Jumat, lalu memotong Langganan dari sisanya</w:t>
+                <w:t xml:space="preserve">S&amp;K Pasal 21 angka 7: pilihan, persetujuan tegas pada setiap pembayaran, tidak otomatis, bukan syarat bonus atau peringkat; dipotong dari transfer setelah PPh; hanya untuk Langganan milik sendiri; paling banyak satu periode di muka. Sistem menghitung PPh 21 bukan pegawai (50% bruto × tarif Pasal 17, lapisan tarif atas bruto bulan berjalan) per Jumat, lalu memotong Langganan dari sisanya. Hanya bonus yang aman yang dapat dipakai (bukan dari penjualan dalam masa pembatalan 14 hari, setelah piutang penarikan); bila kurang, tombol bayar dari bonus tidak aktif</w:t>
               </w:r>
             </w:ins>
           </w:p>

--- a/docs/dokumen/Catatan_untuk_Konsultan_Hukum_Mitrans-Astra_v1.3_redline.docx
+++ b/docs/dokumen/Catatan_untuk_Konsultan_Hukum_Mitrans-Astra_v1.3_redline.docx
@@ -420,6 +420,29 @@
     </w:p>
     <w:p>
       <w:pPr>
+        <w:pStyle w:val="Normal"/>
+        <w:spacing w:before="0" w:after="120"/>
+        <w:rPr>
+          <w:ins w:id="20001" w:author="Claude (draf untuk Coach Doddy)" w:date="2026-10-28T12:00:00Z"/>
+        </w:rPr>
+      </w:pPr>
+      <w:ins w:id="20002" w:author="Claude (draf untuk Coach Doddy)" w:date="2026-10-28T12:00:00Z">
+        <w:r>
+          <w:rPr>
+            <w:b/>
+            <w:bCs/>
+          </w:rPr>
+          <w:t xml:space="preserve">Tambahan 28 Oktober 2026</w:t>
+        </w:r>
+      </w:ins>
+      <w:ins w:id="20003" w:author="Claude (draf untuk Coach Doddy)" w:date="2026-10-28T12:00:00Z">
+        <w:r>
+          <w:t xml:space="preserve">: atlastrade.io menjadi domain resmi ketiga untuk pembelian, pembayaran, pembatalan, dan pengembalian dana, dikelola PT yang sama dan memakai satu akun. Butir 20 Bagian 1 dan A20 Bagian 2B baru.</w:t>
+        </w:r>
+      </w:ins>
+    </w:p>
+    <w:p>
+      <w:pPr>
         <w:pStyle w:val="Heading2"/>
         <w:rPr/>
       </w:pPr>
@@ -3292,6 +3315,164 @@
                   <w:szCs w:val="19"/>
                 </w:rPr>
                 <w:t xml:space="preserve">Konfirmasi bahwa fitur ini tidak dinilai sebagai kewajiban atau dorongan membeli, bahwa persetujuan per pembayaran cukup sebagai dasar memperhitungkan tagihan dengan bonus, dan perlakuan PPN atas Langganan serta PPh atas bonus yang dipotong. Mohon konsultan pajak memastikan rumus PPh 21 terhadap naskah resmi PMK 168/2023, termasuk masa pajak sebagai satuan lapisan tarif dan tarif tanpa NPWP, serta perlakuan penarikan bonus (clawback): sistem mengurangkannya dari bruto kena pajak pada transfer tempat ia dipotong; mohon dinilai apakah cara ini sah atau perlu pembetulan bukti potong masa sebelumnya</w:t>
+              </w:r>
+            </w:ins>
+          </w:p>
+        </w:tc>
+      </w:tr>
+      <w:tr>
+        <w:trPr>
+          <w:cantSplit w:val="true"/>
+          <w:ins w:id="21016" w:author="Claude (draf untuk Coach Doddy)" w:date="2026-10-28T12:00:00Z"/>
+        </w:trPr>
+        <w:tc>
+          <w:tcPr>
+            <w:tcW w:w="558" w:type="dxa"/>
+            <w:tcBorders>
+              <w:top w:val="single" w:sz="4" w:space="0" w:color="B7C4C9"/>
+              <w:left w:val="single" w:sz="4" w:space="0" w:color="B7C4C9"/>
+              <w:bottom w:val="single" w:sz="4" w:space="0" w:color="B7C4C9"/>
+              <w:right w:val="single" w:sz="4" w:space="0" w:color="B7C4C9"/>
+            </w:tcBorders>
+          </w:tcPr>
+          <w:p>
+            <w:pPr>
+              <w:pStyle w:val="Normal"/>
+              <w:spacing w:before="0" w:after="0"/>
+              <w:jc w:val="left"/>
+              <w:rPr>
+                <w:ins w:id="21006" w:author="Claude (draf untuk Coach Doddy)" w:date="2026-10-28T12:00:00Z"/>
+              </w:rPr>
+            </w:pPr>
+            <w:ins w:id="21007" w:author="Claude (draf untuk Coach Doddy)" w:date="2026-10-28T12:00:00Z">
+              <w:r>
+                <w:rPr>
+                  <w:sz w:val="19"/>
+                  <w:szCs w:val="19"/>
+                </w:rPr>
+                <w:t xml:space="preserve">20</w:t>
+              </w:r>
+            </w:ins>
+          </w:p>
+        </w:tc>
+        <w:tc>
+          <w:tcPr>
+            <w:tcW w:w="1395" w:type="dxa"/>
+            <w:tcBorders>
+              <w:top w:val="single" w:sz="4" w:space="0" w:color="B7C4C9"/>
+              <w:left w:val="single" w:sz="4" w:space="0" w:color="B7C4C9"/>
+              <w:bottom w:val="single" w:sz="4" w:space="0" w:color="B7C4C9"/>
+              <w:right w:val="single" w:sz="4" w:space="0" w:color="B7C4C9"/>
+            </w:tcBorders>
+          </w:tcPr>
+          <w:p>
+            <w:pPr>
+              <w:pStyle w:val="Normal"/>
+              <w:spacing w:before="0" w:after="0"/>
+              <w:jc w:val="left"/>
+              <w:rPr>
+                <w:ins w:id="21008" w:author="Claude (draf untuk Coach Doddy)" w:date="2026-10-28T12:00:00Z"/>
+              </w:rPr>
+            </w:pPr>
+            <w:ins w:id="21009" w:author="Claude (draf untuk Coach Doddy)" w:date="2026-10-28T12:00:00Z">
+              <w:r>
+                <w:rPr>
+                  <w:b/>
+                  <w:bCs/>
+                  <w:sz w:val="19"/>
+                  <w:szCs w:val="19"/>
+                </w:rPr>
+                <w:t xml:space="preserve">Tiga domain dengan satu akun (mitrans.id, affiliatemarketing.network, atlastrade.io)</w:t>
+              </w:r>
+            </w:ins>
+          </w:p>
+        </w:tc>
+        <w:tc>
+          <w:tcPr>
+            <w:tcW w:w="2046" w:type="dxa"/>
+            <w:tcBorders>
+              <w:top w:val="single" w:sz="4" w:space="0" w:color="B7C4C9"/>
+              <w:left w:val="single" w:sz="4" w:space="0" w:color="B7C4C9"/>
+              <w:bottom w:val="single" w:sz="4" w:space="0" w:color="B7C4C9"/>
+              <w:right w:val="single" w:sz="4" w:space="0" w:color="B7C4C9"/>
+            </w:tcBorders>
+          </w:tcPr>
+          <w:p>
+            <w:pPr>
+              <w:pStyle w:val="Normal"/>
+              <w:spacing w:before="0" w:after="0"/>
+              <w:jc w:val="left"/>
+              <w:rPr>
+                <w:ins w:id="21010" w:author="Claude (draf untuk Coach Doddy)" w:date="2026-10-28T12:00:00Z"/>
+              </w:rPr>
+            </w:pPr>
+            <w:ins w:id="21011" w:author="Claude (draf untuk Coach Doddy)" w:date="2026-10-28T12:00:00Z">
+              <w:r>
+                <w:rPr>
+                  <w:sz w:val="19"/>
+                  <w:szCs w:val="19"/>
+                </w:rPr>
+                <w:t xml:space="preserve">Permendag 70/2019 Pasal 8 ayat (1) (identitas dan informasi Perusahaan); UU 27/2022 tentang Pelindungan Data Pribadi; PP 71/2019 (pendaftaran PSE)</w:t>
+              </w:r>
+            </w:ins>
+          </w:p>
+        </w:tc>
+        <w:tc>
+          <w:tcPr>
+            <w:tcW w:w="2420" w:type="dxa"/>
+            <w:tcBorders>
+              <w:top w:val="single" w:sz="4" w:space="0" w:color="B7C4C9"/>
+              <w:left w:val="single" w:sz="4" w:space="0" w:color="B7C4C9"/>
+              <w:bottom w:val="single" w:sz="4" w:space="0" w:color="B7C4C9"/>
+              <w:right w:val="single" w:sz="4" w:space="0" w:color="B7C4C9"/>
+            </w:tcBorders>
+          </w:tcPr>
+          <w:p>
+            <w:pPr>
+              <w:pStyle w:val="Normal"/>
+              <w:spacing w:before="0" w:after="0"/>
+              <w:jc w:val="left"/>
+              <w:rPr>
+                <w:ins w:id="21012" w:author="Claude (draf untuk Coach Doddy)" w:date="2026-10-28T12:00:00Z"/>
+              </w:rPr>
+            </w:pPr>
+            <w:ins w:id="21013" w:author="Claude (draf untuk Coach Doddy)" w:date="2026-10-28T12:00:00Z">
+              <w:r>
+                <w:rPr>
+                  <w:sz w:val="19"/>
+                  <w:szCs w:val="19"/>
+                </w:rPr>
+                <w:t xml:space="preserve">Pembelian, pembayaran, pembatalan, dan pengembalian dana dilakukan di atlastrade.io; tautan rujukan di affiliatemarketing.network; akun dan dokumen resmi di mitrans.id. Ketiganya dikelola PT Mitra Transformasi Inteligensi dan memakai satu akun (Clerk). Sponsor dibawa dari tautan rujukan ke checkout dengan tiket bertanda tangan tanpa data pribadi; pembayaran dan pengembalian dana dikirim ke sistem komisi secara otomatis. NIK diisi sekali di checkout</w:t>
+              </w:r>
+            </w:ins>
+          </w:p>
+        </w:tc>
+        <w:tc>
+          <w:tcPr>
+            <w:tcW w:w="2887" w:type="dxa"/>
+            <w:tcBorders>
+              <w:top w:val="single" w:sz="4" w:space="0" w:color="B7C4C9"/>
+              <w:left w:val="single" w:sz="4" w:space="0" w:color="B7C4C9"/>
+              <w:bottom w:val="single" w:sz="4" w:space="0" w:color="B7C4C9"/>
+              <w:right w:val="single" w:sz="4" w:space="0" w:color="B7C4C9"/>
+            </w:tcBorders>
+          </w:tcPr>
+          <w:p>
+            <w:pPr>
+              <w:pStyle w:val="Normal"/>
+              <w:spacing w:before="0" w:after="0"/>
+              <w:jc w:val="left"/>
+              <w:rPr>
+                <w:ins w:id="21014" w:author="Claude (draf untuk Coach Doddy)" w:date="2026-10-28T12:00:00Z"/>
+              </w:rPr>
+            </w:pPr>
+            <w:ins w:id="21015" w:author="Claude (draf untuk Coach Doddy)" w:date="2026-10-28T12:00:00Z">
+              <w:r>
+                <w:rPr>
+                  <w:sz w:val="19"/>
+                  <w:szCs w:val="19"/>
+                </w:rPr>
+                <w:t xml:space="preserve">Konfirmasi: (a) ketiga domain cukup dicantumkan di dokumen dan pengajuan izin sebagai situs resmi PT yang sama, dan apakah masing-masing perlu didaftarkan sebagai PSE; (b) satu Kebijakan Privasi untuk ketiga domain cukup sebagai dasar berbagi data di dalam PT yang sama; (c) halaman pembayaran atlastrade.io menampilkan identitas PT, harga, dan hak pembatalan sesuai UU Perlindungan Konsumen; (d) kepemilikan dan pengelolaan nama domain atas nama PT</w:t>
               </w:r>
             </w:ins>
           </w:p>
@@ -7189,6 +7370,121 @@
           </w:p>
         </w:tc>
       </w:tr>
+      <w:tr>
+        <w:trPr>
+          <w:cantSplit w:val="true"/>
+          <w:ins w:id="21025" w:author="Claude (draf untuk Coach Doddy)" w:date="2026-10-28T12:00:00Z"/>
+        </w:trPr>
+        <w:tc>
+          <w:tcPr>
+            <w:tcW w:w="558" w:type="dxa"/>
+            <w:tcBorders>
+              <w:top w:val="single" w:sz="4" w:space="0" w:color="B7C4C9"/>
+              <w:left w:val="single" w:sz="4" w:space="0" w:color="B7C4C9"/>
+              <w:bottom w:val="single" w:sz="4" w:space="0" w:color="B7C4C9"/>
+              <w:right w:val="single" w:sz="4" w:space="0" w:color="B7C4C9"/>
+            </w:tcBorders>
+          </w:tcPr>
+          <w:p>
+            <w:pPr>
+              <w:pStyle w:val="Normal"/>
+              <w:spacing w:before="0" w:after="0"/>
+              <w:jc w:val="left"/>
+              <w:rPr>
+                <w:ins w:id="21017" w:author="Claude (draf untuk Coach Doddy)" w:date="2026-10-28T12:00:00Z"/>
+              </w:rPr>
+            </w:pPr>
+            <w:ins w:id="21018" w:author="Claude (draf untuk Coach Doddy)" w:date="2026-10-28T12:00:00Z">
+              <w:r>
+                <w:rPr>
+                  <w:sz w:val="19"/>
+                  <w:szCs w:val="19"/>
+                </w:rPr>
+                <w:t xml:space="preserve">A20</w:t>
+              </w:r>
+            </w:ins>
+          </w:p>
+        </w:tc>
+        <w:tc>
+          <w:tcPr>
+            <w:tcW w:w="5583" w:type="dxa"/>
+            <w:tcBorders>
+              <w:top w:val="single" w:sz="4" w:space="0" w:color="B7C4C9"/>
+              <w:left w:val="single" w:sz="4" w:space="0" w:color="B7C4C9"/>
+              <w:bottom w:val="single" w:sz="4" w:space="0" w:color="B7C4C9"/>
+              <w:right w:val="single" w:sz="4" w:space="0" w:color="B7C4C9"/>
+            </w:tcBorders>
+          </w:tcPr>
+          <w:p>
+            <w:pPr>
+              <w:pStyle w:val="Normal"/>
+              <w:spacing w:before="0" w:after="0"/>
+              <w:jc w:val="left"/>
+              <w:rPr>
+                <w:ins w:id="21019" w:author="Claude (draf untuk Coach Doddy)" w:date="2026-10-28T12:00:00Z"/>
+              </w:rPr>
+            </w:pPr>
+            <w:ins w:id="21020" w:author="Claude (draf untuk Coach Doddy)" w:date="2026-10-28T12:00:00Z">
+              <w:r>
+                <w:rPr>
+                  <w:sz w:val="19"/>
+                  <w:szCs w:val="19"/>
+                </w:rPr>
+                <w:t xml:space="preserve">Tiga domain, satu akun: atlastrade.io untuk pembelian, pembayaran, pembatalan, dan pengembalian dana; affiliatemarketing.network untuk tautan rujukan; mitrans.id untuk akun dan dokumen resmi. Sponsor tercatat otomatis dari tautan rujukan dan dikunci saat akun pertama dibuat; pembelian tanpa tautan rujukan yang sah dicatat sebagai penjualan langsung Perusahaan.</w:t>
+              </w:r>
+            </w:ins>
+          </w:p>
+          <w:p>
+            <w:pPr>
+              <w:pStyle w:val="Normal"/>
+              <w:spacing w:before="0" w:after="0"/>
+              <w:jc w:val="left"/>
+              <w:rPr>
+                <w:ins w:id="21021" w:author="Claude (draf untuk Coach Doddy)" w:date="2026-10-28T12:00:00Z"/>
+              </w:rPr>
+            </w:pPr>
+            <w:ins w:id="21022" w:author="Claude (draf untuk Coach Doddy)" w:date="2026-10-28T12:00:00Z">
+              <w:r>
+                <w:rPr>
+                  <w:sz w:val="19"/>
+                  <w:szCs w:val="19"/>
+                </w:rPr>
+                <w:t xml:space="preserve">Perlu dinilai: butir 20 Bagian 1</w:t>
+              </w:r>
+            </w:ins>
+          </w:p>
+        </w:tc>
+        <w:tc>
+          <w:tcPr>
+            <w:tcW w:w="3165" w:type="dxa"/>
+            <w:tcBorders>
+              <w:top w:val="single" w:sz="4" w:space="0" w:color="B7C4C9"/>
+              <w:left w:val="single" w:sz="4" w:space="0" w:color="B7C4C9"/>
+              <w:bottom w:val="single" w:sz="4" w:space="0" w:color="B7C4C9"/>
+              <w:right w:val="single" w:sz="4" w:space="0" w:color="B7C4C9"/>
+            </w:tcBorders>
+          </w:tcPr>
+          <w:p>
+            <w:pPr>
+              <w:pStyle w:val="Normal"/>
+              <w:spacing w:before="0" w:after="0"/>
+              <w:jc w:val="left"/>
+              <w:rPr>
+                <w:ins w:id="21023" w:author="Claude (draf untuk Coach Doddy)" w:date="2026-10-28T12:00:00Z"/>
+              </w:rPr>
+            </w:pPr>
+            <w:ins w:id="21024" w:author="Claude (draf untuk Coach Doddy)" w:date="2026-10-28T12:00:00Z">
+              <w:r>
+                <w:rPr>
+                  <w:sz w:val="19"/>
+                  <w:szCs w:val="19"/>
+                </w:rPr>
+                <w:t xml:space="preserve">Rencana Pemasaran Bab 2 dan Bab 6; Kode Etik Pasal 1, 12, 15, dan 18; S&amp;K Pasal 1, 2, 5, 7, dan 11</w:t>
+              </w:r>
+            </w:ins>
+          </w:p>
+        </w:tc>
+      </w:tr>
     </w:tbl>
     <w:p>
       <w:pPr>
@@ -7214,6 +7510,12 @@
         <w:rPr/>
         <w:t>Nama lengkap PT sesuai akta, nomor akta, dan pengesahan Kementerian Hukum.</w:t>
       </w:r>
+      <w:ins w:id="20004" w:author="Claude (draf untuk Coach Doddy)" w:date="2026-10-28T12:00:00Z">
+        <w:r>
+          <w:rPr/>
+          <w:t xml:space="preserve"> Coach menyebut PT Mitra Transformasi Inteligensi (28 Oktober 2026); ejaan perlu dicocokkan dengan akta, lalu dipakai di ketiga dokumen.</w:t>
+        </w:r>
+      </w:ins>
     </w:p>
     <w:p>
       <w:pPr>
@@ -7379,6 +7681,24 @@
         <w:rPr/>
         <w:t>Perjanjian berbagi data antara Ylive Academy dan PT MITRANS.</w:t>
       </w:r>
+    </w:p>
+    <w:p>
+      <w:pPr>
+        <w:pStyle w:val="ListParagraph"/>
+        <w:numPr>
+          <w:ilvl w:val="0"/>
+          <w:numId w:val="2"/>
+        </w:numPr>
+        <w:spacing w:before="0" w:after="60"/>
+        <w:rPr>
+          <w:ins w:id="20005" w:author="Claude (draf untuk Coach Doddy)" w:date="2026-10-28T12:00:00Z"/>
+        </w:rPr>
+      </w:pPr>
+      <w:ins w:id="20006" w:author="Claude (draf untuk Coach Doddy)" w:date="2026-10-28T12:00:00Z">
+        <w:r>
+          <w:t xml:space="preserve">Kebijakan Privasi bersama untuk mitrans.id, affiliatemarketing.network, dan atlastrade.io, termasuk pencatatan pengendali data dan penyimpanan data.</w:t>
+        </w:r>
+      </w:ins>
     </w:p>
     <w:p>
       <w:pPr>
@@ -7435,6 +7755,12 @@
         <w:rPr/>
         <w:t xml:space="preserve"> (Bagian 2B).</w:t>
       </w:r>
+      <w:ins w:id="23001" w:author="Claude (draf untuk Coach Doddy)" w:date="2026-10-28T12:00:00Z">
+        <w:r>
+          <w:rPr/>
+          <w:t xml:space="preserve"> Keputusan A20 (tiga domain, satu akun) ditambahkan 28 Oktober 2026.</w:t>
+        </w:r>
+      </w:ins>
     </w:p>
     <w:p>
       <w:pPr>

--- a/docs/dokumen/Catatan_untuk_Konsultan_Hukum_Mitrans-Astra_v1.3_redline.docx
+++ b/docs/dokumen/Catatan_untuk_Konsultan_Hukum_Mitrans-Astra_v1.3_redline.docx
@@ -443,6 +443,29 @@
     </w:p>
     <w:p>
       <w:pPr>
+        <w:pStyle w:val="Normal"/>
+        <w:spacing w:before="0" w:after="120"/>
+        <w:rPr>
+          <w:ins w:id="30001" w:author="Claude (draf untuk Coach Doddy)" w:date="2026-10-28T15:00:00Z"/>
+        </w:rPr>
+      </w:pPr>
+      <w:ins w:id="30002" w:author="Claude (draf untuk Coach Doddy)" w:date="2026-10-28T15:00:00Z">
+        <w:r>
+          <w:rPr>
+            <w:b/>
+            <w:bCs/>
+          </w:rPr>
+          <w:t xml:space="preserve">Tambahan kedua 28 Oktober 2026</w:t>
+        </w:r>
+      </w:ins>
+      <w:ins w:id="30003" w:author="Claude (draf untuk Coach Doddy)" w:date="2026-10-28T15:00:00Z">
+        <w:r>
+          <w:t xml:space="preserve">: Kantor Maya pindah ke affiliatemarketing.network (mitrans.id untuk profil Perusahaan); e-book buatan Mitra PLS dijual melalui Agent Marketing dengan persetujuan Perusahaan, tanpa PV, komisi, atau bonus; Sponsor dikunci dari pembelian e-book. Butir 21 Bagian 1 dan A21–A23 Bagian 2B baru; butir 12 diperbarui.</w:t>
+        </w:r>
+      </w:ins>
+    </w:p>
+    <w:p>
+      <w:pPr>
         <w:pStyle w:val="Heading2"/>
         <w:rPr/>
       </w:pPr>
@@ -2260,6 +2283,15 @@
               </w:rPr>
               <w:t>Mitra membagikan tautan e-book Ylive Academy tanpa komisi. Data pembeli e-book diteruskan ke PT MITRANS dengan izin</w:t>
             </w:r>
+            <w:ins w:id="30004" w:author="Claude (draf untuk Coach Doddy)" w:date="2026-10-28T15:00:00Z">
+              <w:r>
+                <w:rPr>
+                  <w:sz w:val="19"/>
+                  <w:szCs w:val="19"/>
+                </w:rPr>
+                <w:t xml:space="preserve"> Diperbarui 28 Oktober 2026: diganti e-book buatan Mitra PLS yang dijual melalui Agent Marketing (butir 21).</w:t>
+              </w:r>
+            </w:ins>
           </w:p>
         </w:tc>
         <w:tc>
@@ -3473,6 +3505,164 @@
                   <w:szCs w:val="19"/>
                 </w:rPr>
                 <w:t xml:space="preserve">Konfirmasi: (a) ketiga domain cukup dicantumkan di dokumen dan pengajuan izin sebagai situs resmi PT yang sama, dan apakah masing-masing perlu didaftarkan sebagai PSE; (b) satu Kebijakan Privasi untuk ketiga domain cukup sebagai dasar berbagi data di dalam PT yang sama; (c) halaman pembayaran atlastrade.io menampilkan identitas PT, harga, dan hak pembatalan sesuai UU Perlindungan Konsumen; (d) kepemilikan dan pengelolaan nama domain atas nama PT</w:t>
+              </w:r>
+            </w:ins>
+          </w:p>
+        </w:tc>
+      </w:tr>
+      <w:tr>
+        <w:trPr>
+          <w:cantSplit w:val="true"/>
+          <w:ins w:id="31011" w:author="Claude (draf untuk Coach Doddy)" w:date="2026-10-28T15:00:00Z"/>
+        </w:trPr>
+        <w:tc>
+          <w:tcPr>
+            <w:tcW w:w="558" w:type="dxa"/>
+            <w:tcBorders>
+              <w:top w:val="single" w:sz="4" w:space="0" w:color="B7C4C9"/>
+              <w:left w:val="single" w:sz="4" w:space="0" w:color="B7C4C9"/>
+              <w:bottom w:val="single" w:sz="4" w:space="0" w:color="B7C4C9"/>
+              <w:right w:val="single" w:sz="4" w:space="0" w:color="B7C4C9"/>
+            </w:tcBorders>
+          </w:tcPr>
+          <w:p>
+            <w:pPr>
+              <w:pStyle w:val="Normal"/>
+              <w:spacing w:before="0" w:after="0"/>
+              <w:jc w:val="left"/>
+              <w:rPr>
+                <w:ins w:id="31001" w:author="Claude (draf untuk Coach Doddy)" w:date="2026-10-28T15:00:00Z"/>
+              </w:rPr>
+            </w:pPr>
+            <w:ins w:id="31002" w:author="Claude (draf untuk Coach Doddy)" w:date="2026-10-28T15:00:00Z">
+              <w:r>
+                <w:rPr>
+                  <w:sz w:val="19"/>
+                  <w:szCs w:val="19"/>
+                </w:rPr>
+                <w:t xml:space="preserve">21</w:t>
+              </w:r>
+            </w:ins>
+          </w:p>
+        </w:tc>
+        <w:tc>
+          <w:tcPr>
+            <w:tcW w:w="1395" w:type="dxa"/>
+            <w:tcBorders>
+              <w:top w:val="single" w:sz="4" w:space="0" w:color="B7C4C9"/>
+              <w:left w:val="single" w:sz="4" w:space="0" w:color="B7C4C9"/>
+              <w:bottom w:val="single" w:sz="4" w:space="0" w:color="B7C4C9"/>
+              <w:right w:val="single" w:sz="4" w:space="0" w:color="B7C4C9"/>
+            </w:tcBorders>
+          </w:tcPr>
+          <w:p>
+            <w:pPr>
+              <w:pStyle w:val="Normal"/>
+              <w:spacing w:before="0" w:after="0"/>
+              <w:jc w:val="left"/>
+              <w:rPr>
+                <w:ins w:id="31003" w:author="Claude (draf untuk Coach Doddy)" w:date="2026-10-28T15:00:00Z"/>
+              </w:rPr>
+            </w:pPr>
+            <w:ins w:id="31004" w:author="Claude (draf untuk Coach Doddy)" w:date="2026-10-28T15:00:00Z">
+              <w:r>
+                <w:rPr>
+                  <w:b/>
+                  <w:bCs/>
+                  <w:sz w:val="19"/>
+                  <w:szCs w:val="19"/>
+                </w:rPr>
+                <w:t xml:space="preserve">E-book buatan Mitra PLS dijual melalui platform Perusahaan</w:t>
+              </w:r>
+            </w:ins>
+          </w:p>
+        </w:tc>
+        <w:tc>
+          <w:tcPr>
+            <w:tcW w:w="2046" w:type="dxa"/>
+            <w:tcBorders>
+              <w:top w:val="single" w:sz="4" w:space="0" w:color="B7C4C9"/>
+              <w:left w:val="single" w:sz="4" w:space="0" w:color="B7C4C9"/>
+              <w:bottom w:val="single" w:sz="4" w:space="0" w:color="B7C4C9"/>
+              <w:right w:val="single" w:sz="4" w:space="0" w:color="B7C4C9"/>
+            </w:tcBorders>
+          </w:tcPr>
+          <w:p>
+            <w:pPr>
+              <w:pStyle w:val="Normal"/>
+              <w:spacing w:before="0" w:after="0"/>
+              <w:jc w:val="left"/>
+              <w:rPr>
+                <w:ins w:id="31005" w:author="Claude (draf untuk Coach Doddy)" w:date="2026-10-28T15:00:00Z"/>
+              </w:rPr>
+            </w:pPr>
+            <w:ins w:id="31006" w:author="Claude (draf untuk Coach Doddy)" w:date="2026-10-28T15:00:00Z">
+              <w:r>
+                <w:rPr>
+                  <w:sz w:val="19"/>
+                  <w:szCs w:val="19"/>
+                </w:rPr>
+                <w:t xml:space="preserve">Permendag 70/2019 (barang yang dipasarkan dalam Program Pemasaran; Pasal 21); UU 8/1999 tentang Perlindungan Konsumen; PP 80/2019 tentang Perdagangan melalui Sistem Elektronik; UU 28/2014 tentang Hak Cipta; UU 4/2023 (P2SK) dan ketentuan OJK tentang penasihat investasi; UU 27/2022</w:t>
+              </w:r>
+            </w:ins>
+          </w:p>
+        </w:tc>
+        <w:tc>
+          <w:tcPr>
+            <w:tcW w:w="2420" w:type="dxa"/>
+            <w:tcBorders>
+              <w:top w:val="single" w:sz="4" w:space="0" w:color="B7C4C9"/>
+              <w:left w:val="single" w:sz="4" w:space="0" w:color="B7C4C9"/>
+              <w:bottom w:val="single" w:sz="4" w:space="0" w:color="B7C4C9"/>
+              <w:right w:val="single" w:sz="4" w:space="0" w:color="B7C4C9"/>
+            </w:tcBorders>
+          </w:tcPr>
+          <w:p>
+            <w:pPr>
+              <w:pStyle w:val="Normal"/>
+              <w:spacing w:before="0" w:after="0"/>
+              <w:jc w:val="left"/>
+              <w:rPr>
+                <w:ins w:id="31007" w:author="Claude (draf untuk Coach Doddy)" w:date="2026-10-28T15:00:00Z"/>
+              </w:rPr>
+            </w:pPr>
+            <w:ins w:id="31008" w:author="Claude (draf untuk Coach Doddy)" w:date="2026-10-28T15:00:00Z">
+              <w:r>
+                <w:rPr>
+                  <w:sz w:val="19"/>
+                  <w:szCs w:val="19"/>
+                </w:rPr>
+                <w:t xml:space="preserve">Mitra PLS membuat e-book dan halaman penawaran di Agent Marketing (gratis), diperiksa dan disetujui Kepatuhan sebelum tayang, harga Rp25.000–Rp150.000. Pembayaran lewat Xendit di platform, diteruskan ke rekening Mitra PLS; tanpa PV, komisi, atau bonus. Pembelian e-book mengunci Sponsor pembeli untuk pembelian Lisensi berikutnya. Mitra PLS memasang iklan dan posting media sosial sendiri</w:t>
+              </w:r>
+            </w:ins>
+          </w:p>
+        </w:tc>
+        <w:tc>
+          <w:tcPr>
+            <w:tcW w:w="2887" w:type="dxa"/>
+            <w:tcBorders>
+              <w:top w:val="single" w:sz="4" w:space="0" w:color="B7C4C9"/>
+              <w:left w:val="single" w:sz="4" w:space="0" w:color="B7C4C9"/>
+              <w:bottom w:val="single" w:sz="4" w:space="0" w:color="B7C4C9"/>
+              <w:right w:val="single" w:sz="4" w:space="0" w:color="B7C4C9"/>
+            </w:tcBorders>
+          </w:tcPr>
+          <w:p>
+            <w:pPr>
+              <w:pStyle w:val="Normal"/>
+              <w:spacing w:before="0" w:after="0"/>
+              <w:jc w:val="left"/>
+              <w:rPr>
+                <w:ins w:id="31009" w:author="Claude (draf untuk Coach Doddy)" w:date="2026-10-28T15:00:00Z"/>
+              </w:rPr>
+            </w:pPr>
+            <w:ins w:id="31010" w:author="Claude (draf untuk Coach Doddy)" w:date="2026-10-28T15:00:00Z">
+              <w:r>
+                <w:rPr>
+                  <w:sz w:val="19"/>
+                  <w:szCs w:val="19"/>
+                </w:rPr>
+                <w:t xml:space="preserve">Konfirmasi: (a) e-book milik Mitra PLS tidak dinilai sebagai barang lain yang dipasarkan melalui jaringan, dan pengikatan Sponsor dari e-book tidak menjadikannya bagian Program Pemasaran; (b) kedudukan Perusahaan sebagai penyelenggara sistem elektronik dan Mitra PLS sebagai penjual, termasuk kewajiban atas pengembalian dana dan bukti pembelian; (c) e-book edukasi tidak termasuk nasihat investasi yang memerlukan izin; (d) siapa pengendali data pembeli e-book; (e) pajak atas penjualan e-book oleh Mitra PLS dan atas penerusan dana; (f) kewajiban Perusahaan bila e-book melanggar hak cipta</w:t>
               </w:r>
             </w:ins>
           </w:p>
@@ -7480,6 +7670,332 @@
                   <w:szCs w:val="19"/>
                 </w:rPr>
                 <w:t xml:space="preserve">Rencana Pemasaran Bab 2 dan Bab 6; Kode Etik Pasal 1, 12, 15, dan 18; S&amp;K Pasal 1, 2, 5, 7, dan 11</w:t>
+              </w:r>
+            </w:ins>
+          </w:p>
+        </w:tc>
+      </w:tr>
+      <w:tr>
+        <w:trPr>
+          <w:cantSplit w:val="true"/>
+          <w:ins w:id="31018" w:author="Claude (draf untuk Coach Doddy)" w:date="2026-10-28T15:00:00Z"/>
+        </w:trPr>
+        <w:tc>
+          <w:tcPr>
+            <w:tcW w:w="558" w:type="dxa"/>
+            <w:tcBorders>
+              <w:top w:val="single" w:sz="4" w:space="0" w:color="B7C4C9"/>
+              <w:left w:val="single" w:sz="4" w:space="0" w:color="B7C4C9"/>
+              <w:bottom w:val="single" w:sz="4" w:space="0" w:color="B7C4C9"/>
+              <w:right w:val="single" w:sz="4" w:space="0" w:color="B7C4C9"/>
+            </w:tcBorders>
+          </w:tcPr>
+          <w:p>
+            <w:pPr>
+              <w:pStyle w:val="Normal"/>
+              <w:spacing w:before="0" w:after="0"/>
+              <w:jc w:val="left"/>
+              <w:rPr>
+                <w:ins w:id="31012" w:author="Claude (draf untuk Coach Doddy)" w:date="2026-10-28T15:00:00Z"/>
+              </w:rPr>
+            </w:pPr>
+            <w:ins w:id="31013" w:author="Claude (draf untuk Coach Doddy)" w:date="2026-10-28T15:00:00Z">
+              <w:r>
+                <w:rPr>
+                  <w:sz w:val="19"/>
+                  <w:szCs w:val="19"/>
+                </w:rPr>
+                <w:t xml:space="preserve">A21</w:t>
+              </w:r>
+            </w:ins>
+          </w:p>
+        </w:tc>
+        <w:tc>
+          <w:tcPr>
+            <w:tcW w:w="5583" w:type="dxa"/>
+            <w:tcBorders>
+              <w:top w:val="single" w:sz="4" w:space="0" w:color="B7C4C9"/>
+              <w:left w:val="single" w:sz="4" w:space="0" w:color="B7C4C9"/>
+              <w:bottom w:val="single" w:sz="4" w:space="0" w:color="B7C4C9"/>
+              <w:right w:val="single" w:sz="4" w:space="0" w:color="B7C4C9"/>
+            </w:tcBorders>
+          </w:tcPr>
+          <w:p>
+            <w:pPr>
+              <w:pStyle w:val="Normal"/>
+              <w:spacing w:before="0" w:after="0"/>
+              <w:jc w:val="left"/>
+              <w:rPr>
+                <w:ins w:id="31014" w:author="Claude (draf untuk Coach Doddy)" w:date="2026-10-28T15:00:00Z"/>
+              </w:rPr>
+            </w:pPr>
+            <w:ins w:id="31015" w:author="Claude (draf untuk Coach Doddy)" w:date="2026-10-28T15:00:00Z">
+              <w:r>
+                <w:rPr>
+                  <w:sz w:val="19"/>
+                  <w:szCs w:val="19"/>
+                </w:rPr>
+                <w:t xml:space="preserve">Akun, pendaftaran Mitra PLS, Kantor Maya, dan Agent Marketing di affiliatemarketing.network; mitrans.id hanya untuk profil Perusahaan dan dokumen resmi. Pendaftaran Mitra PLS tetap gratis tanpa kewajiban membeli Lisensi.</w:t>
+              </w:r>
+            </w:ins>
+          </w:p>
+        </w:tc>
+        <w:tc>
+          <w:tcPr>
+            <w:tcW w:w="3165" w:type="dxa"/>
+            <w:tcBorders>
+              <w:top w:val="single" w:sz="4" w:space="0" w:color="B7C4C9"/>
+              <w:left w:val="single" w:sz="4" w:space="0" w:color="B7C4C9"/>
+              <w:bottom w:val="single" w:sz="4" w:space="0" w:color="B7C4C9"/>
+              <w:right w:val="single" w:sz="4" w:space="0" w:color="B7C4C9"/>
+            </w:tcBorders>
+          </w:tcPr>
+          <w:p>
+            <w:pPr>
+              <w:pStyle w:val="Normal"/>
+              <w:spacing w:before="0" w:after="0"/>
+              <w:jc w:val="left"/>
+              <w:rPr>
+                <w:ins w:id="31016" w:author="Claude (draf untuk Coach Doddy)" w:date="2026-10-28T15:00:00Z"/>
+              </w:rPr>
+            </w:pPr>
+            <w:ins w:id="31017" w:author="Claude (draf untuk Coach Doddy)" w:date="2026-10-28T15:00:00Z">
+              <w:r>
+                <w:rPr>
+                  <w:sz w:val="19"/>
+                  <w:szCs w:val="19"/>
+                </w:rPr>
+                <w:t xml:space="preserve">Rencana Pemasaran Bab 2, 6, 7; Kode Etik Pasal 1 dan 4; S&amp;K Pasal 1</w:t>
+              </w:r>
+            </w:ins>
+          </w:p>
+        </w:tc>
+      </w:tr>
+      <w:tr>
+        <w:trPr>
+          <w:cantSplit w:val="true"/>
+          <w:ins w:id="31027" w:author="Claude (draf untuk Coach Doddy)" w:date="2026-10-28T15:00:00Z"/>
+        </w:trPr>
+        <w:tc>
+          <w:tcPr>
+            <w:tcW w:w="558" w:type="dxa"/>
+            <w:tcBorders>
+              <w:top w:val="single" w:sz="4" w:space="0" w:color="B7C4C9"/>
+              <w:left w:val="single" w:sz="4" w:space="0" w:color="B7C4C9"/>
+              <w:bottom w:val="single" w:sz="4" w:space="0" w:color="B7C4C9"/>
+              <w:right w:val="single" w:sz="4" w:space="0" w:color="B7C4C9"/>
+            </w:tcBorders>
+          </w:tcPr>
+          <w:p>
+            <w:pPr>
+              <w:pStyle w:val="Normal"/>
+              <w:spacing w:before="0" w:after="0"/>
+              <w:jc w:val="left"/>
+              <w:rPr>
+                <w:ins w:id="31019" w:author="Claude (draf untuk Coach Doddy)" w:date="2026-10-28T15:00:00Z"/>
+              </w:rPr>
+            </w:pPr>
+            <w:ins w:id="31020" w:author="Claude (draf untuk Coach Doddy)" w:date="2026-10-28T15:00:00Z">
+              <w:r>
+                <w:rPr>
+                  <w:sz w:val="19"/>
+                  <w:szCs w:val="19"/>
+                </w:rPr>
+                <w:t xml:space="preserve">A22</w:t>
+              </w:r>
+            </w:ins>
+          </w:p>
+        </w:tc>
+        <w:tc>
+          <w:tcPr>
+            <w:tcW w:w="5583" w:type="dxa"/>
+            <w:tcBorders>
+              <w:top w:val="single" w:sz="4" w:space="0" w:color="B7C4C9"/>
+              <w:left w:val="single" w:sz="4" w:space="0" w:color="B7C4C9"/>
+              <w:bottom w:val="single" w:sz="4" w:space="0" w:color="B7C4C9"/>
+              <w:right w:val="single" w:sz="4" w:space="0" w:color="B7C4C9"/>
+            </w:tcBorders>
+          </w:tcPr>
+          <w:p>
+            <w:pPr>
+              <w:pStyle w:val="Normal"/>
+              <w:spacing w:before="0" w:after="0"/>
+              <w:jc w:val="left"/>
+              <w:rPr>
+                <w:ins w:id="31021" w:author="Claude (draf untuk Coach Doddy)" w:date="2026-10-28T15:00:00Z"/>
+              </w:rPr>
+            </w:pPr>
+            <w:ins w:id="31022" w:author="Claude (draf untuk Coach Doddy)" w:date="2026-10-28T15:00:00Z">
+              <w:r>
+                <w:rPr>
+                  <w:sz w:val="19"/>
+                  <w:szCs w:val="19"/>
+                </w:rPr>
+                <w:t xml:space="preserve">E-book Mitra PLS: harga Rp25.000–Rp150.000, persetujuan Perusahaan sebelum tayang, hasil penjualan ke rekening Mitra PLS, tanpa PV, komisi, atau bonus.</w:t>
+              </w:r>
+            </w:ins>
+          </w:p>
+          <w:p>
+            <w:pPr>
+              <w:pStyle w:val="Normal"/>
+              <w:spacing w:before="0" w:after="0"/>
+              <w:jc w:val="left"/>
+              <w:rPr>
+                <w:ins w:id="31023" w:author="Claude (draf untuk Coach Doddy)" w:date="2026-10-28T15:00:00Z"/>
+              </w:rPr>
+            </w:pPr>
+            <w:ins w:id="31024" w:author="Claude (draf untuk Coach Doddy)" w:date="2026-10-28T15:00:00Z">
+              <w:r>
+                <w:rPr>
+                  <w:sz w:val="19"/>
+                  <w:szCs w:val="19"/>
+                </w:rPr>
+                <w:t xml:space="preserve">Perlu dinilai: butir 21 Bagian 1</w:t>
+              </w:r>
+            </w:ins>
+          </w:p>
+        </w:tc>
+        <w:tc>
+          <w:tcPr>
+            <w:tcW w:w="3165" w:type="dxa"/>
+            <w:tcBorders>
+              <w:top w:val="single" w:sz="4" w:space="0" w:color="B7C4C9"/>
+              <w:left w:val="single" w:sz="4" w:space="0" w:color="B7C4C9"/>
+              <w:bottom w:val="single" w:sz="4" w:space="0" w:color="B7C4C9"/>
+              <w:right w:val="single" w:sz="4" w:space="0" w:color="B7C4C9"/>
+            </w:tcBorders>
+          </w:tcPr>
+          <w:p>
+            <w:pPr>
+              <w:pStyle w:val="Normal"/>
+              <w:spacing w:before="0" w:after="0"/>
+              <w:jc w:val="left"/>
+              <w:rPr>
+                <w:ins w:id="31025" w:author="Claude (draf untuk Coach Doddy)" w:date="2026-10-28T15:00:00Z"/>
+              </w:rPr>
+            </w:pPr>
+            <w:ins w:id="31026" w:author="Claude (draf untuk Coach Doddy)" w:date="2026-10-28T15:00:00Z">
+              <w:r>
+                <w:rPr>
+                  <w:sz w:val="19"/>
+                  <w:szCs w:val="19"/>
+                </w:rPr>
+                <w:t xml:space="preserve">Rencana Pemasaran 3.1 dan Bab 14; Kode Etik Pasal 12; S&amp;K Pasal 11 dan 22</w:t>
+              </w:r>
+            </w:ins>
+          </w:p>
+        </w:tc>
+      </w:tr>
+      <w:tr>
+        <w:trPr>
+          <w:cantSplit w:val="true"/>
+          <w:ins w:id="31036" w:author="Claude (draf untuk Coach Doddy)" w:date="2026-10-28T15:00:00Z"/>
+        </w:trPr>
+        <w:tc>
+          <w:tcPr>
+            <w:tcW w:w="558" w:type="dxa"/>
+            <w:tcBorders>
+              <w:top w:val="single" w:sz="4" w:space="0" w:color="B7C4C9"/>
+              <w:left w:val="single" w:sz="4" w:space="0" w:color="B7C4C9"/>
+              <w:bottom w:val="single" w:sz="4" w:space="0" w:color="B7C4C9"/>
+              <w:right w:val="single" w:sz="4" w:space="0" w:color="B7C4C9"/>
+            </w:tcBorders>
+          </w:tcPr>
+          <w:p>
+            <w:pPr>
+              <w:pStyle w:val="Normal"/>
+              <w:spacing w:before="0" w:after="0"/>
+              <w:jc w:val="left"/>
+              <w:rPr>
+                <w:ins w:id="31028" w:author="Claude (draf untuk Coach Doddy)" w:date="2026-10-28T15:00:00Z"/>
+              </w:rPr>
+            </w:pPr>
+            <w:ins w:id="31029" w:author="Claude (draf untuk Coach Doddy)" w:date="2026-10-28T15:00:00Z">
+              <w:r>
+                <w:rPr>
+                  <w:sz w:val="19"/>
+                  <w:szCs w:val="19"/>
+                </w:rPr>
+                <w:t xml:space="preserve">A23</w:t>
+              </w:r>
+            </w:ins>
+          </w:p>
+        </w:tc>
+        <w:tc>
+          <w:tcPr>
+            <w:tcW w:w="5583" w:type="dxa"/>
+            <w:tcBorders>
+              <w:top w:val="single" w:sz="4" w:space="0" w:color="B7C4C9"/>
+              <w:left w:val="single" w:sz="4" w:space="0" w:color="B7C4C9"/>
+              <w:bottom w:val="single" w:sz="4" w:space="0" w:color="B7C4C9"/>
+              <w:right w:val="single" w:sz="4" w:space="0" w:color="B7C4C9"/>
+            </w:tcBorders>
+          </w:tcPr>
+          <w:p>
+            <w:pPr>
+              <w:pStyle w:val="Normal"/>
+              <w:spacing w:before="0" w:after="0"/>
+              <w:jc w:val="left"/>
+              <w:rPr>
+                <w:ins w:id="31030" w:author="Claude (draf untuk Coach Doddy)" w:date="2026-10-28T15:00:00Z"/>
+              </w:rPr>
+            </w:pPr>
+            <w:ins w:id="31031" w:author="Claude (draf untuk Coach Doddy)" w:date="2026-10-28T15:00:00Z">
+              <w:r>
+                <w:rPr>
+                  <w:sz w:val="19"/>
+                  <w:szCs w:val="19"/>
+                </w:rPr>
+                <w:t xml:space="preserve">Sponsor dikunci saat pembelian e-book pertama dan tidak berubah oleh e-book atau tautan lain; dipakai saat pembeli membeli Lisensi di atlastrade.io. Kantor Maya membedakan bonus yang tercatat, ditetapkan, ditransfer, dan yang masih dapat ditarik.</w:t>
+              </w:r>
+            </w:ins>
+          </w:p>
+          <w:p>
+            <w:pPr>
+              <w:pStyle w:val="Normal"/>
+              <w:spacing w:before="0" w:after="0"/>
+              <w:jc w:val="left"/>
+              <w:rPr>
+                <w:ins w:id="31032" w:author="Claude (draf untuk Coach Doddy)" w:date="2026-10-28T15:00:00Z"/>
+              </w:rPr>
+            </w:pPr>
+            <w:ins w:id="31033" w:author="Claude (draf untuk Coach Doddy)" w:date="2026-10-28T15:00:00Z">
+              <w:r>
+                <w:rPr>
+                  <w:sz w:val="19"/>
+                  <w:szCs w:val="19"/>
+                </w:rPr>
+                <w:t xml:space="preserve">Perlu dinilai: butir 21 Bagian 1</w:t>
+              </w:r>
+            </w:ins>
+          </w:p>
+        </w:tc>
+        <w:tc>
+          <w:tcPr>
+            <w:tcW w:w="3165" w:type="dxa"/>
+            <w:tcBorders>
+              <w:top w:val="single" w:sz="4" w:space="0" w:color="B7C4C9"/>
+              <w:left w:val="single" w:sz="4" w:space="0" w:color="B7C4C9"/>
+              <w:bottom w:val="single" w:sz="4" w:space="0" w:color="B7C4C9"/>
+              <w:right w:val="single" w:sz="4" w:space="0" w:color="B7C4C9"/>
+            </w:tcBorders>
+          </w:tcPr>
+          <w:p>
+            <w:pPr>
+              <w:pStyle w:val="Normal"/>
+              <w:spacing w:before="0" w:after="0"/>
+              <w:jc w:val="left"/>
+              <w:rPr>
+                <w:ins w:id="31034" w:author="Claude (draf untuk Coach Doddy)" w:date="2026-10-28T15:00:00Z"/>
+              </w:rPr>
+            </w:pPr>
+            <w:ins w:id="31035" w:author="Claude (draf untuk Coach Doddy)" w:date="2026-10-28T15:00:00Z">
+              <w:r>
+                <w:rPr>
+                  <w:sz w:val="19"/>
+                  <w:szCs w:val="19"/>
+                </w:rPr>
+                <w:t xml:space="preserve">Rencana Pemasaran Bab 7; Kode Etik Pasal 1; S&amp;K Pasal 22</w:t>
               </w:r>
             </w:ins>
           </w:p>
@@ -7697,6 +8213,24 @@
       <w:ins w:id="20006" w:author="Claude (draf untuk Coach Doddy)" w:date="2026-10-28T12:00:00Z">
         <w:r>
           <w:t xml:space="preserve">Kebijakan Privasi bersama untuk mitrans.id, affiliatemarketing.network, dan atlastrade.io, termasuk pencatatan pengendali data dan penyimpanan data.</w:t>
+        </w:r>
+      </w:ins>
+    </w:p>
+    <w:p>
+      <w:pPr>
+        <w:pStyle w:val="ListParagraph"/>
+        <w:numPr>
+          <w:ilvl w:val="0"/>
+          <w:numId w:val="2"/>
+        </w:numPr>
+        <w:spacing w:before="0" w:after="60"/>
+        <w:rPr>
+          <w:ins w:id="30005" w:author="Claude (draf untuk Coach Doddy)" w:date="2026-10-28T15:00:00Z"/>
+        </w:rPr>
+      </w:pPr>
+      <w:ins w:id="30006" w:author="Claude (draf untuk Coach Doddy)" w:date="2026-10-28T15:00:00Z">
+        <w:r>
+          <w:t xml:space="preserve">Skema penerusan dana penjualan e-book ke rekening Mitra PLS (mis. sub-akun penyedia pembayaran), termasuk siapa yang menerbitkan bukti pembelian kepada pembeli e-book.</w:t>
         </w:r>
       </w:ins>
     </w:p>

--- a/docs/dokumen/Catatan_untuk_Konsultan_Hukum_Mitrans-Astra_v1.3_redline.docx
+++ b/docs/dokumen/Catatan_untuk_Konsultan_Hukum_Mitrans-Astra_v1.3_redline.docx
@@ -466,6 +466,29 @@
     </w:p>
     <w:p>
       <w:pPr>
+        <w:pStyle w:val="Normal"/>
+        <w:spacing w:before="0" w:after="120"/>
+        <w:rPr>
+          <w:ins w:id="40001" w:author="Claude (draf untuk Coach Doddy)" w:date="2026-10-28T18:00:00Z"/>
+        </w:rPr>
+      </w:pPr>
+      <w:ins w:id="40002" w:author="Claude (draf untuk Coach Doddy)" w:date="2026-10-28T18:00:00Z">
+        <w:r>
+          <w:rPr>
+            <w:b/>
+            <w:bCs/>
+          </w:rPr>
+          <w:t xml:space="preserve">Tambahan ketiga 28 Oktober 2026</w:t>
+        </w:r>
+      </w:ins>
+      <w:ins w:id="40003" w:author="Claude (draf untuk Coach Doddy)" w:date="2026-10-28T18:00:00Z">
+        <w:r>
+          <w:t xml:space="preserve">: Sponsor dari e-book berlaku permanen; pengembalian dana e-book ditanggung Mitra PLS dan diproses Perusahaan; skema penerusan dana e-book ditunda; pengingat WhatsApp hanya dengan persetujuan dan berhenti dengan balasan BERHENTI. A24 Bagian 2B baru.</w:t>
+        </w:r>
+      </w:ins>
+    </w:p>
+    <w:p>
+      <w:pPr>
         <w:pStyle w:val="Heading2"/>
         <w:rPr/>
       </w:pPr>
@@ -7996,6 +8019,121 @@
                   <w:szCs w:val="19"/>
                 </w:rPr>
                 <w:t xml:space="preserve">Rencana Pemasaran Bab 7; Kode Etik Pasal 1; S&amp;K Pasal 22</w:t>
+              </w:r>
+            </w:ins>
+          </w:p>
+        </w:tc>
+      </w:tr>
+      <w:tr>
+        <w:trPr>
+          <w:cantSplit w:val="true"/>
+          <w:ins w:id="41009" w:author="Claude (draf untuk Coach Doddy)" w:date="2026-10-28T18:00:00Z"/>
+        </w:trPr>
+        <w:tc>
+          <w:tcPr>
+            <w:tcW w:w="558" w:type="dxa"/>
+            <w:tcBorders>
+              <w:top w:val="single" w:sz="4" w:space="0" w:color="B7C4C9"/>
+              <w:left w:val="single" w:sz="4" w:space="0" w:color="B7C4C9"/>
+              <w:bottom w:val="single" w:sz="4" w:space="0" w:color="B7C4C9"/>
+              <w:right w:val="single" w:sz="4" w:space="0" w:color="B7C4C9"/>
+            </w:tcBorders>
+          </w:tcPr>
+          <w:p>
+            <w:pPr>
+              <w:pStyle w:val="Normal"/>
+              <w:spacing w:before="0" w:after="0"/>
+              <w:jc w:val="left"/>
+              <w:rPr>
+                <w:ins w:id="41001" w:author="Claude (draf untuk Coach Doddy)" w:date="2026-10-28T18:00:00Z"/>
+              </w:rPr>
+            </w:pPr>
+            <w:ins w:id="41002" w:author="Claude (draf untuk Coach Doddy)" w:date="2026-10-28T18:00:00Z">
+              <w:r>
+                <w:rPr>
+                  <w:sz w:val="19"/>
+                  <w:szCs w:val="19"/>
+                </w:rPr>
+                <w:t xml:space="preserve">A24</w:t>
+              </w:r>
+            </w:ins>
+          </w:p>
+        </w:tc>
+        <w:tc>
+          <w:tcPr>
+            <w:tcW w:w="5583" w:type="dxa"/>
+            <w:tcBorders>
+              <w:top w:val="single" w:sz="4" w:space="0" w:color="B7C4C9"/>
+              <w:left w:val="single" w:sz="4" w:space="0" w:color="B7C4C9"/>
+              <w:bottom w:val="single" w:sz="4" w:space="0" w:color="B7C4C9"/>
+              <w:right w:val="single" w:sz="4" w:space="0" w:color="B7C4C9"/>
+            </w:tcBorders>
+          </w:tcPr>
+          <w:p>
+            <w:pPr>
+              <w:pStyle w:val="Normal"/>
+              <w:spacing w:before="0" w:after="0"/>
+              <w:jc w:val="left"/>
+              <w:rPr>
+                <w:ins w:id="41003" w:author="Claude (draf untuk Coach Doddy)" w:date="2026-10-28T18:00:00Z"/>
+              </w:rPr>
+            </w:pPr>
+            <w:ins w:id="41004" w:author="Claude (draf untuk Coach Doddy)" w:date="2026-10-28T18:00:00Z">
+              <w:r>
+                <w:rPr>
+                  <w:sz w:val="19"/>
+                  <w:szCs w:val="19"/>
+                </w:rPr>
+                <w:t xml:space="preserve">Pengembalian dana e-book: diproses Perusahaan lewat kanal pembayaran paling lambat 7 hari kerja, ditanggung Mitra PLS pemilik e-book. Penerusan dana e-book ditunda. Kunci Sponsor dari e-book permanen. E-book wajib berkas PDF; diunduh setelah asesmen. Kelas RT3 Selasa/Rabu/Kamis 19.00 WIB. Pengingat WhatsApp hanya dengan persetujuan, jam tenang 21.00–07.00 WIB, berhenti dengan BERHENTI.</w:t>
+              </w:r>
+            </w:ins>
+          </w:p>
+          <w:p>
+            <w:pPr>
+              <w:pStyle w:val="Normal"/>
+              <w:spacing w:before="0" w:after="0"/>
+              <w:jc w:val="left"/>
+              <w:rPr>
+                <w:ins w:id="41005" w:author="Claude (draf untuk Coach Doddy)" w:date="2026-10-28T18:00:00Z"/>
+              </w:rPr>
+            </w:pPr>
+            <w:ins w:id="41006" w:author="Claude (draf untuk Coach Doddy)" w:date="2026-10-28T18:00:00Z">
+              <w:r>
+                <w:rPr>
+                  <w:sz w:val="19"/>
+                  <w:szCs w:val="19"/>
+                </w:rPr>
+                <w:t xml:space="preserve">Perlu dinilai: butir 21 Bagian 1, khususnya siapa penjual yang bertanggung jawab kepada konsumen dan dasar memperhitungkan pengembalian dana dengan hasil penjualan Mitra PLS</w:t>
+              </w:r>
+            </w:ins>
+          </w:p>
+        </w:tc>
+        <w:tc>
+          <w:tcPr>
+            <w:tcW w:w="3165" w:type="dxa"/>
+            <w:tcBorders>
+              <w:top w:val="single" w:sz="4" w:space="0" w:color="B7C4C9"/>
+              <w:left w:val="single" w:sz="4" w:space="0" w:color="B7C4C9"/>
+              <w:bottom w:val="single" w:sz="4" w:space="0" w:color="B7C4C9"/>
+              <w:right w:val="single" w:sz="4" w:space="0" w:color="B7C4C9"/>
+            </w:tcBorders>
+          </w:tcPr>
+          <w:p>
+            <w:pPr>
+              <w:pStyle w:val="Normal"/>
+              <w:spacing w:before="0" w:after="0"/>
+              <w:jc w:val="left"/>
+              <w:rPr>
+                <w:ins w:id="41007" w:author="Claude (draf untuk Coach Doddy)" w:date="2026-10-28T18:00:00Z"/>
+              </w:rPr>
+            </w:pPr>
+            <w:ins w:id="41008" w:author="Claude (draf untuk Coach Doddy)" w:date="2026-10-28T18:00:00Z">
+              <w:r>
+                <w:rPr>
+                  <w:sz w:val="19"/>
+                  <w:szCs w:val="19"/>
+                </w:rPr>
+                <w:t xml:space="preserve">S&amp;K Pasal 11 dan 22</w:t>
               </w:r>
             </w:ins>
           </w:p>
@@ -8231,6 +8369,24 @@
       <w:ins w:id="30006" w:author="Claude (draf untuk Coach Doddy)" w:date="2026-10-28T15:00:00Z">
         <w:r>
           <w:t xml:space="preserve">Skema penerusan dana penjualan e-book ke rekening Mitra PLS (mis. sub-akun penyedia pembayaran), termasuk siapa yang menerbitkan bukti pembelian kepada pembeli e-book.</w:t>
+        </w:r>
+      </w:ins>
+    </w:p>
+    <w:p>
+      <w:pPr>
+        <w:pStyle w:val="ListParagraph"/>
+        <w:numPr>
+          <w:ilvl w:val="0"/>
+          <w:numId w:val="2"/>
+        </w:numPr>
+        <w:spacing w:before="0" w:after="60"/>
+        <w:rPr>
+          <w:ins w:id="40004" w:author="Claude (draf untuk Coach Doddy)" w:date="2026-10-28T18:00:00Z"/>
+        </w:rPr>
+      </w:pPr>
+      <w:ins w:id="40005" w:author="Claude (draf untuk Coach Doddy)" w:date="2026-10-28T18:00:00Z">
+        <w:r>
+          <w:t xml:space="preserve">Keputusan Coach 28 Oktober 2026: skema penerusan dana e-book ditunda sampai ada jawaban penyedia pembayaran dan konsultan pajak; fitur pembayaran e-book belum dijalankan dengan uang sungguhan.</w:t>
         </w:r>
       </w:ins>
     </w:p>
